--- a/content-strategy-bundle-combined.docx
+++ b/content-strategy-bundle-combined.docx
@@ -2,6 +2,32 @@
 <file path=word/document.xml><?xml version="1.0" encoding="utf-8"?>
 <w:document xmlns:w="http://schemas.openxmlformats.org/wordprocessingml/2006/main" xmlns:m="http://schemas.openxmlformats.org/officeDocument/2006/math" xmlns:r="http://schemas.openxmlformats.org/officeDocument/2006/relationships" xmlns:o="urn:schemas-microsoft-com:office:office" xmlns:v="urn:schemas-microsoft-com:vml" xmlns:w10="urn:schemas-microsoft-com:office:word" xmlns:a="http://schemas.openxmlformats.org/drawingml/2006/main" xmlns:pic="http://schemas.openxmlformats.org/drawingml/2006/picture" xmlns:wp="http://schemas.openxmlformats.org/drawingml/2006/wordprocessingDrawing">
   <w:body>
+    <w:sdt>
+      <w:sdtPr>
+        <w:docPartObj>
+          <w:docPartGallery w:val="Table of Contents"/>
+          <w:docPartUnique/>
+        </w:docPartObj>
+      </w:sdtPr>
+      <w:sdtContent>
+        <w:p>
+          <w:pPr>
+            <w:pStyle w:val="TOCHeading"/>
+          </w:pPr>
+          <w:r>
+            <w:t xml:space="preserve">Table of Contents</w:t>
+          </w:r>
+        </w:p>
+        <w:p>
+          <w:r>
+            <w:fldChar w:fldCharType="begin" w:dirty="true"/>
+            <w:instrText xml:space="preserve">TOC \o "1-3" \h \z \u</w:instrText>
+            <w:fldChar w:fldCharType="separate"/>
+            <w:fldChar w:fldCharType="end"/>
+          </w:r>
+        </w:p>
+      </w:sdtContent>
+    </w:sdt>
     <w:p>
       <w:r>
         <w:pict>
@@ -14,6 +40,15 @@
       <w:pPr>
         <w:pStyle w:val="Heading3"/>
       </w:pPr>
+      <w:r>
+        <w:rPr>
+          <w:rStyle w:val="SectionNumber"/>
+        </w:rPr>
+        <w:t xml:space="preserve">0.0.1</w:t>
+      </w:r>
+      <w:r>
+        <w:tab/>
+      </w:r>
       <w:r>
         <w:t xml:space="preserve">🎯</w:t>
       </w:r>
@@ -39,12 +74,21 @@
       </w:r>
     </w:p>
     <w:bookmarkEnd w:id="10"/>
-    <w:bookmarkStart w:id="72" w:name="content-strategy-playbook"/>
+    <w:bookmarkStart w:id="61" w:name="content-strategy-playbook"/>
     <w:p>
       <w:pPr>
         <w:pStyle w:val="Heading1"/>
       </w:pPr>
       <w:r>
+        <w:rPr>
+          <w:rStyle w:val="SectionNumber"/>
+        </w:rPr>
+        <w:t xml:space="preserve">1</w:t>
+      </w:r>
+      <w:r>
+        <w:tab/>
+      </w:r>
+      <w:r>
         <w:t xml:space="preserve">Content Strategy Playbook</w:t>
       </w:r>
     </w:p>
@@ -53,6 +97,15 @@
       <w:pPr>
         <w:pStyle w:val="Heading2"/>
       </w:pPr>
+      <w:r>
+        <w:rPr>
+          <w:rStyle w:val="SectionNumber"/>
+        </w:rPr>
+        <w:t xml:space="preserve">1.1</w:t>
+      </w:r>
+      <w:r>
+        <w:tab/>
+      </w:r>
       <w:r>
         <w:t xml:space="preserve">A 12-month content operating system for your DTC brand, built from first principles in Claude Code. One consolidated strategy document covering ICP-language audit, positioning synthesis, 4 to 8 topic pillars, cluster architecture, channel mix, publishing cadence, production workflow, distribution amplification, and a KPI framework. Delivered as a Word doc plus the markdown source. Built by Nishant Kapoor at EntireCommerce AI.</w:t>
       </w:r>
@@ -70,6 +123,15 @@
         <w:pStyle w:val="Heading3"/>
       </w:pPr>
       <w:r>
+        <w:rPr>
+          <w:rStyle w:val="SectionNumber"/>
+        </w:rPr>
+        <w:t xml:space="preserve">1.1.1</w:t>
+      </w:r>
+      <w:r>
+        <w:tab/>
+      </w:r>
+      <w:r>
         <w:t xml:space="preserve">⚡ Fastest way to use this playbook</w:t>
       </w:r>
     </w:p>
@@ -124,6 +186,15 @@
         <w:pStyle w:val="Heading2"/>
       </w:pPr>
       <w:r>
+        <w:rPr>
+          <w:rStyle w:val="SectionNumber"/>
+        </w:rPr>
+        <w:t xml:space="preserve">1.2</w:t>
+      </w:r>
+      <w:r>
+        <w:tab/>
+      </w:r>
+      <w:r>
         <w:t xml:space="preserve">Who This Playbook Is For</w:t>
       </w:r>
     </w:p>
@@ -168,7 +239,7 @@
         <w:t xml:space="preserve"> </w:t>
       </w:r>
       <w:r>
-        <w:t xml:space="preserve">Every client asks for a content strategy in month one. You need a repeatable framework that produces a defensible plan in 3 to 4 hours of work. Your problem is consistency: each brand deserves the same rigour without 40 hours of bespoke thinking per engagement. This playbook is the same eight-section process every time.</w:t>
+        <w:t xml:space="preserve">Every client asks for a content strategy in month one. You need a repeatable framework that produces a defensible plan in an hour of work. Your problem is consistency: each brand deserves the same rigour without 40 hours of bespoke thinking per engagement. This playbook is the same eight-section process every time.</w:t>
       </w:r>
     </w:p>
     <w:p>
@@ -211,6 +282,15 @@
         <w:pStyle w:val="Heading2"/>
       </w:pPr>
       <w:r>
+        <w:rPr>
+          <w:rStyle w:val="SectionNumber"/>
+        </w:rPr>
+        <w:t xml:space="preserve">1.3</w:t>
+      </w:r>
+      <w:r>
+        <w:tab/>
+      </w:r>
+      <w:r>
         <w:t xml:space="preserve">What The Content Strategy Playbook Actually Is</w:t>
       </w:r>
     </w:p>
@@ -375,6 +455,15 @@
         <w:pStyle w:val="Heading2"/>
       </w:pPr>
       <w:r>
+        <w:rPr>
+          <w:rStyle w:val="SectionNumber"/>
+        </w:rPr>
+        <w:t xml:space="preserve">1.4</w:t>
+      </w:r>
+      <w:r>
+        <w:tab/>
+      </w:r>
+      <w:r>
         <w:t xml:space="preserve">Setup (15 Minutes)</w:t>
       </w:r>
     </w:p>
@@ -383,6 +472,15 @@
       <w:pPr>
         <w:pStyle w:val="Heading3"/>
       </w:pPr>
+      <w:r>
+        <w:rPr>
+          <w:rStyle w:val="SectionNumber"/>
+        </w:rPr>
+        <w:t xml:space="preserve">1.4.1</w:t>
+      </w:r>
+      <w:r>
+        <w:tab/>
+      </w:r>
       <w:r>
         <w:t xml:space="preserve">Prerequisites</w:t>
       </w:r>
@@ -509,6 +607,15 @@
       <w:pPr>
         <w:pStyle w:val="Heading3"/>
       </w:pPr>
+      <w:r>
+        <w:rPr>
+          <w:rStyle w:val="SectionNumber"/>
+        </w:rPr>
+        <w:t xml:space="preserve">1.4.2</w:t>
+      </w:r>
+      <w:r>
+        <w:tab/>
+      </w:r>
       <w:r>
         <w:t xml:space="preserve">Cost overview</w:t>
       </w:r>
@@ -1035,6 +1142,15 @@
         <w:pStyle w:val="Heading3"/>
       </w:pPr>
       <w:r>
+        <w:rPr>
+          <w:rStyle w:val="SectionNumber"/>
+        </w:rPr>
+        <w:t xml:space="preserve">1.4.3</w:t>
+      </w:r>
+      <w:r>
+        <w:tab/>
+      </w:r>
+      <w:r>
         <w:t xml:space="preserve">Step 1: Create the project folder</w:t>
       </w:r>
     </w:p>
@@ -1094,6 +1210,15 @@
         <w:pStyle w:val="Heading3"/>
       </w:pPr>
       <w:r>
+        <w:rPr>
+          <w:rStyle w:val="SectionNumber"/>
+        </w:rPr>
+        <w:t xml:space="preserve">1.4.4</w:t>
+      </w:r>
+      <w:r>
+        <w:tab/>
+      </w:r>
+      <w:r>
         <w:t xml:space="preserve">Step 2: Set up your .env (optional: let Claude walk you through)</w:t>
       </w:r>
     </w:p>
@@ -1248,6 +1373,15 @@
         <w:pStyle w:val="Heading3"/>
       </w:pPr>
       <w:r>
+        <w:rPr>
+          <w:rStyle w:val="SectionNumber"/>
+        </w:rPr>
+        <w:t xml:space="preserve">1.4.5</w:t>
+      </w:r>
+      <w:r>
+        <w:tab/>
+      </w:r>
+      <w:r>
         <w:t xml:space="preserve">Step 3: Populate CLAUDE.md (or let Claude interview you)</w:t>
       </w:r>
     </w:p>
@@ -1354,6 +1488,15 @@
       <w:pPr>
         <w:pStyle w:val="Heading3"/>
       </w:pPr>
+      <w:r>
+        <w:rPr>
+          <w:rStyle w:val="SectionNumber"/>
+        </w:rPr>
+        <w:t xml:space="preserve">1.4.6</w:t>
+      </w:r>
+      <w:r>
+        <w:tab/>
+      </w:r>
       <w:r>
         <w:t xml:space="preserve">Step 4: Open Claude Code in the folder</w:t>
       </w:r>
@@ -1419,6 +1562,15 @@
         <w:pStyle w:val="Heading2"/>
       </w:pPr>
       <w:r>
+        <w:rPr>
+          <w:rStyle w:val="SectionNumber"/>
+        </w:rPr>
+        <w:t xml:space="preserve">1.5</w:t>
+      </w:r>
+      <w:r>
+        <w:tab/>
+      </w:r>
+      <w:r>
         <w:t xml:space="preserve">The Three Files in This Bundle</w:t>
       </w:r>
     </w:p>
@@ -1427,6 +1579,15 @@
       <w:pPr>
         <w:pStyle w:val="Heading3"/>
       </w:pPr>
+      <w:r>
+        <w:rPr>
+          <w:rStyle w:val="SectionNumber"/>
+        </w:rPr>
+        <w:t xml:space="preserve">1.5.1</w:t>
+      </w:r>
+      <w:r>
+        <w:tab/>
+      </w:r>
       <w:r>
         <w:t xml:space="preserve">File 1: CLAUDE.md (business-briefing template)</w:t>
       </w:r>
@@ -1491,6 +1652,15 @@
         <w:pStyle w:val="Heading3"/>
       </w:pPr>
       <w:r>
+        <w:rPr>
+          <w:rStyle w:val="SectionNumber"/>
+        </w:rPr>
+        <w:t xml:space="preserve">1.5.2</w:t>
+      </w:r>
+      <w:r>
+        <w:tab/>
+      </w:r>
+      <w:r>
         <w:t xml:space="preserve">File 2: content-strategy.md (the master prompt Claude runs)</w:t>
       </w:r>
     </w:p>
@@ -1553,6 +1723,15 @@
       <w:pPr>
         <w:pStyle w:val="Heading3"/>
       </w:pPr>
+      <w:r>
+        <w:rPr>
+          <w:rStyle w:val="SectionNumber"/>
+        </w:rPr>
+        <w:t xml:space="preserve">1.5.3</w:t>
+      </w:r>
+      <w:r>
+        <w:tab/>
+      </w:r>
       <w:r>
         <w:t xml:space="preserve">File 3: README.md</w:t>
       </w:r>
@@ -1609,6 +1788,15 @@
         <w:pStyle w:val="Heading2"/>
       </w:pPr>
       <w:r>
+        <w:rPr>
+          <w:rStyle w:val="SectionNumber"/>
+        </w:rPr>
+        <w:t xml:space="preserve">1.6</w:t>
+      </w:r>
+      <w:r>
+        <w:tab/>
+      </w:r>
+      <w:r>
         <w:t xml:space="preserve">Your First Run</w:t>
       </w:r>
     </w:p>
@@ -1617,7 +1805,7 @@
         <w:pStyle w:val="FirstParagraph"/>
       </w:pPr>
       <w:r>
-        <w:t xml:space="preserve">Five steps. Two to four hours on Full mode, about two hours on Quick mode.</w:t>
+        <w:t xml:space="preserve">Five steps. 30 to 60 minutes on Full mode, about 30 minutes on Quick mode.</w:t>
       </w:r>
     </w:p>
     <w:p>
@@ -1824,6 +2012,15 @@
         <w:pStyle w:val="Heading2"/>
       </w:pPr>
       <w:r>
+        <w:rPr>
+          <w:rStyle w:val="SectionNumber"/>
+        </w:rPr>
+        <w:t xml:space="preserve">1.7</w:t>
+      </w:r>
+      <w:r>
+        <w:tab/>
+      </w:r>
+      <w:r>
         <w:t xml:space="preserve">What You’ll Get</w:t>
       </w:r>
     </w:p>
@@ -2101,6 +2298,15 @@
       <w:pPr>
         <w:pStyle w:val="Heading2"/>
       </w:pPr>
+      <w:r>
+        <w:rPr>
+          <w:rStyle w:val="SectionNumber"/>
+        </w:rPr>
+        <w:t xml:space="preserve">1.8</w:t>
+      </w:r>
+      <w:r>
+        <w:tab/>
+      </w:r>
       <w:r>
         <w:t xml:space="preserve">Modes</w:t>
       </w:r>
@@ -2185,7 +2391,7 @@
               <w:pStyle w:val="Compact"/>
             </w:pPr>
             <w:r>
-              <w:t xml:space="preserve">All eight sections. 2 to 4 hours.</w:t>
+              <w:t xml:space="preserve">All eight sections. 30 to 60 minutes.</w:t>
             </w:r>
           </w:p>
         </w:tc>
@@ -2220,7 +2426,7 @@
               <w:pStyle w:val="Compact"/>
             </w:pPr>
             <w:r>
-              <w:t xml:space="preserve">Sections 1 to 5 only. 2 hours.</w:t>
+              <w:t xml:space="preserve">Sections 1 to 5 only. 30 minutes.</w:t>
             </w:r>
           </w:p>
         </w:tc>
@@ -2255,7 +2461,7 @@
               <w:pStyle w:val="Compact"/>
             </w:pPr>
             <w:r>
-              <w:t xml:space="preserve">All eight sections with Path B framing. 2 to 4 hours.</w:t>
+              <w:t xml:space="preserve">All eight sections with Path B framing. 30 to 60 minutes.</w:t>
             </w:r>
           </w:p>
         </w:tc>
@@ -2290,7 +2496,7 @@
               <w:pStyle w:val="Compact"/>
             </w:pPr>
             <w:r>
-              <w:t xml:space="preserve">Sections 1 to 5 only. 2 hours.</w:t>
+              <w:t xml:space="preserve">Sections 1 to 5 only. 30 minutes.</w:t>
             </w:r>
           </w:p>
         </w:tc>
@@ -2330,6 +2536,15 @@
         <w:pStyle w:val="Heading2"/>
       </w:pPr>
       <w:r>
+        <w:rPr>
+          <w:rStyle w:val="SectionNumber"/>
+        </w:rPr>
+        <w:t xml:space="preserve">1.9</w:t>
+      </w:r>
+      <w:r>
+        <w:tab/>
+      </w:r>
+      <w:r>
         <w:t xml:space="preserve">Honest Caveats</w:t>
       </w:r>
     </w:p>
@@ -2472,6 +2687,15 @@
       <w:pPr>
         <w:pStyle w:val="Heading2"/>
       </w:pPr>
+      <w:r>
+        <w:rPr>
+          <w:rStyle w:val="SectionNumber"/>
+        </w:rPr>
+        <w:t xml:space="preserve">1.10</w:t>
+      </w:r>
+      <w:r>
+        <w:tab/>
+      </w:r>
       <w:r>
         <w:t xml:space="preserve">Quick-Start Checklist</w:t>
       </w:r>
@@ -2761,6 +2985,15 @@
       <w:pPr>
         <w:pStyle w:val="Heading2"/>
       </w:pPr>
+      <w:r>
+        <w:rPr>
+          <w:rStyle w:val="SectionNumber"/>
+        </w:rPr>
+        <w:t xml:space="preserve">1.11</w:t>
+      </w:r>
+      <w:r>
+        <w:tab/>
+      </w:r>
       <w:r>
         <w:t xml:space="preserve">Troubleshooting</w:t>
       </w:r>
@@ -3049,6 +3282,15 @@
         <w:pStyle w:val="Heading2"/>
       </w:pPr>
       <w:r>
+        <w:rPr>
+          <w:rStyle w:val="SectionNumber"/>
+        </w:rPr>
+        <w:t xml:space="preserve">1.12</w:t>
+      </w:r>
+      <w:r>
+        <w:tab/>
+      </w:r>
+      <w:r>
         <w:t xml:space="preserve">Credit</w:t>
       </w:r>
     </w:p>
@@ -3180,7 +3422,7 @@
         <w:t xml:space="preserve"> </w:t>
       </w:r>
       <w:r>
-        <w:t xml:space="preserve"># Business brief: {Your brand}</w:t>
+        <w:t xml:space="preserve"># Content Strategy: Master Prompt</w:t>
       </w:r>
     </w:p>
     <w:p>
@@ -3188,7 +3430,52 @@
         <w:pStyle w:val="BlockText"/>
       </w:pPr>
       <w:r>
-        <w:t xml:space="preserve">This file is the business brief Claude Code loads automatically on every session start. It grounds every playbook you run from this folder in your brand’s specifics.</w:t>
+        <w:t xml:space="preserve">Paste this entire file into Claude Code from a folder containing a</w:t>
+      </w:r>
+      <w:r>
+        <w:t xml:space="preserve"> </w:t>
+      </w:r>
+      <w:r>
+        <w:rPr>
+          <w:rStyle w:val="VerbatimChar"/>
+        </w:rPr>
+        <w:t xml:space="preserve">.env</w:t>
+      </w:r>
+      <w:r>
+        <w:t xml:space="preserve"> </w:t>
+      </w:r>
+      <w:r>
+        <w:t xml:space="preserve">(your API keys). If a</w:t>
+      </w:r>
+      <w:r>
+        <w:t xml:space="preserve"> </w:t>
+      </w:r>
+      <w:r>
+        <w:rPr>
+          <w:rStyle w:val="VerbatimChar"/>
+        </w:rPr>
+        <w:t xml:space="preserve">CLAUDE.md</w:t>
+      </w:r>
+      <w:r>
+        <w:t xml:space="preserve"> </w:t>
+      </w:r>
+      <w:r>
+        <w:t xml:space="preserve">business brief is already present and filled in, Claude loads it and proceeds. Otherwise Claude interviews you conversationally for the business specifics and writes the</w:t>
+      </w:r>
+      <w:r>
+        <w:t xml:space="preserve"> </w:t>
+      </w:r>
+      <w:r>
+        <w:rPr>
+          <w:rStyle w:val="VerbatimChar"/>
+        </w:rPr>
+        <w:t xml:space="preserve">CLAUDE.md</w:t>
+      </w:r>
+      <w:r>
+        <w:t xml:space="preserve"> </w:t>
+      </w:r>
+      <w:r>
+        <w:t xml:space="preserve">for you. Either way, Claude runs the playbook end-to-end, produces a single consolidated strategy document in markdown and Word formats, and saves supporting data alongside.</w:t>
       </w:r>
     </w:p>
     <w:p>
@@ -3196,85 +3483,7 @@
         <w:pStyle w:val="BlockText"/>
       </w:pPr>
       <w:r>
-        <w:rPr>
-          <w:b/>
-          <w:bCs/>
-        </w:rPr>
-        <w:t xml:space="preserve">Two ways to populate it:</w:t>
-      </w:r>
-    </w:p>
-    <w:p>
-      <w:pPr>
-        <w:pStyle w:val="BlockText"/>
-      </w:pPr>
-      <w:r>
-        <w:rPr>
-          <w:b/>
-          <w:bCs/>
-        </w:rPr>
-        <w:t xml:space="preserve">Option A (fastest, recommended).</w:t>
-      </w:r>
-      <w:r>
-        <w:t xml:space="preserve"> </w:t>
-      </w:r>
-      <w:r>
-        <w:t xml:space="preserve">Leave this file as-is (or delete it entirely). Run the Content Strategy master prompt and Claude will interview you conversationally, ask every question below, and fill the file for you as you go. Takes about 10 minutes. You answer in plain language; Claude writes the structured brief.</w:t>
-      </w:r>
-    </w:p>
-    <w:p>
-      <w:pPr>
-        <w:pStyle w:val="BlockText"/>
-      </w:pPr>
-      <w:r>
-        <w:rPr>
-          <w:b/>
-          <w:bCs/>
-        </w:rPr>
-        <w:t xml:space="preserve">Option B (DIY).</w:t>
-      </w:r>
-      <w:r>
-        <w:t xml:space="preserve"> </w:t>
-      </w:r>
-      <w:r>
-        <w:t xml:space="preserve">Fill in every</w:t>
-      </w:r>
-      <w:r>
-        <w:t xml:space="preserve"> </w:t>
-      </w:r>
-      <w:r>
-        <w:rPr>
-          <w:rStyle w:val="VerbatimChar"/>
-        </w:rPr>
-        <w:t xml:space="preserve">{placeholder}</w:t>
-      </w:r>
-      <w:r>
-        <w:t xml:space="preserve"> </w:t>
-      </w:r>
-      <w:r>
-        <w:t xml:space="preserve">yourself before running the playbook. Keep it tight: one or two sentences per field. Founder voice beats marketing copy.</w:t>
-      </w:r>
-    </w:p>
-    <w:p>
-      <w:pPr>
-        <w:pStyle w:val="BlockText"/>
-      </w:pPr>
-      <w:r>
-        <w:t xml:space="preserve">Either way the end state is the same: a populated</w:t>
-      </w:r>
-      <w:r>
-        <w:t xml:space="preserve"> </w:t>
-      </w:r>
-      <w:r>
-        <w:rPr>
-          <w:rStyle w:val="VerbatimChar"/>
-        </w:rPr>
-        <w:t xml:space="preserve">CLAUDE.md</w:t>
-      </w:r>
-      <w:r>
-        <w:t xml:space="preserve"> </w:t>
-      </w:r>
-      <w:r>
-        <w:t xml:space="preserve">every playbook in this folder reads from.</w:t>
+        <w:t xml:space="preserve">Built by Nishant Kapoor at EntireCommerce AI. Version 1, April 2026.</w:t>
       </w:r>
     </w:p>
     <w:p>
@@ -3284,14 +3493,382 @@
         </w:pict>
       </w:r>
     </w:p>
+    <w:p>
+      <w:pPr>
+        <w:pStyle w:val="FirstParagraph"/>
+      </w:pPr>
+      <w:r>
+        <w:t xml:space="preserve">You are executing the Content Strategy playbook for the brand in the current working directory. Follow these steps in order. Do not skip steps. Do not invent data. Honour the voice conventions in Step 8.</w:t>
+      </w:r>
+    </w:p>
+    <w:p>
+      <w:r>
+        <w:pict>
+          <v:rect style="width:0;height:1.5pt" o:hralign="center" o:hrstd="t" o:hr="t"/>
+        </w:pict>
+      </w:r>
+    </w:p>
     <w:bookmarkEnd w:id="35"/>
-    <w:bookmarkStart w:id="36" w:name="brand-overview"/>
+    <w:bookmarkStart w:id="38" w:name="X984eac9891fea7dcd5834405f0d4b876161ed1c"/>
     <w:p>
       <w:pPr>
         <w:pStyle w:val="Heading2"/>
       </w:pPr>
       <w:r>
-        <w:t xml:space="preserve">Brand overview</w:t>
+        <w:rPr>
+          <w:rStyle w:val="SectionNumber"/>
+        </w:rPr>
+        <w:t xml:space="preserve">1.13</w:t>
+      </w:r>
+      <w:r>
+        <w:tab/>
+      </w:r>
+      <w:r>
+        <w:t xml:space="preserve">Step 1. Load or populate the business brief</w:t>
+      </w:r>
+    </w:p>
+    <w:p>
+      <w:pPr>
+        <w:pStyle w:val="FirstParagraph"/>
+      </w:pPr>
+      <w:r>
+        <w:t xml:space="preserve">Look for</w:t>
+      </w:r>
+      <w:r>
+        <w:t xml:space="preserve"> </w:t>
+      </w:r>
+      <w:r>
+        <w:rPr>
+          <w:rStyle w:val="VerbatimChar"/>
+        </w:rPr>
+        <w:t xml:space="preserve">CLAUDE.md</w:t>
+      </w:r>
+      <w:r>
+        <w:t xml:space="preserve"> </w:t>
+      </w:r>
+      <w:r>
+        <w:t xml:space="preserve">in the current working directory.</w:t>
+      </w:r>
+    </w:p>
+    <w:p>
+      <w:pPr>
+        <w:pStyle w:val="BodyText"/>
+      </w:pPr>
+      <w:r>
+        <w:rPr>
+          <w:b/>
+          <w:bCs/>
+        </w:rPr>
+        <w:t xml:space="preserve">If</w:t>
+      </w:r>
+      <w:r>
+        <w:rPr>
+          <w:b/>
+          <w:bCs/>
+        </w:rPr>
+        <w:t xml:space="preserve"> </w:t>
+      </w:r>
+      <w:r>
+        <w:rPr>
+          <w:rStyle w:val="VerbatimChar"/>
+          <w:b/>
+          <w:bCs/>
+        </w:rPr>
+        <w:t xml:space="preserve">CLAUDE.md</w:t>
+      </w:r>
+      <w:r>
+        <w:rPr>
+          <w:b/>
+          <w:bCs/>
+        </w:rPr>
+        <w:t xml:space="preserve"> </w:t>
+      </w:r>
+      <w:r>
+        <w:rPr>
+          <w:b/>
+          <w:bCs/>
+        </w:rPr>
+        <w:t xml:space="preserve">exists and is fully filled in</w:t>
+      </w:r>
+      <w:r>
+        <w:t xml:space="preserve"> </w:t>
+      </w:r>
+      <w:r>
+        <w:t xml:space="preserve">(no</w:t>
+      </w:r>
+      <w:r>
+        <w:t xml:space="preserve"> </w:t>
+      </w:r>
+      <w:r>
+        <w:rPr>
+          <w:rStyle w:val="VerbatimChar"/>
+        </w:rPr>
+        <w:t xml:space="preserve">{placeholder}</w:t>
+      </w:r>
+      <w:r>
+        <w:t xml:space="preserve"> </w:t>
+      </w:r>
+      <w:r>
+        <w:t xml:space="preserve">text remaining, required fields populated), read it and proceed to Step 2.</w:t>
+      </w:r>
+    </w:p>
+    <w:p>
+      <w:pPr>
+        <w:pStyle w:val="BodyText"/>
+      </w:pPr>
+      <w:r>
+        <w:rPr>
+          <w:b/>
+          <w:bCs/>
+        </w:rPr>
+        <w:t xml:space="preserve">If</w:t>
+      </w:r>
+      <w:r>
+        <w:rPr>
+          <w:b/>
+          <w:bCs/>
+        </w:rPr>
+        <w:t xml:space="preserve"> </w:t>
+      </w:r>
+      <w:r>
+        <w:rPr>
+          <w:rStyle w:val="VerbatimChar"/>
+          <w:b/>
+          <w:bCs/>
+        </w:rPr>
+        <w:t xml:space="preserve">CLAUDE.md</w:t>
+      </w:r>
+      <w:r>
+        <w:rPr>
+          <w:b/>
+          <w:bCs/>
+        </w:rPr>
+        <w:t xml:space="preserve"> </w:t>
+      </w:r>
+      <w:r>
+        <w:rPr>
+          <w:b/>
+          <w:bCs/>
+        </w:rPr>
+        <w:t xml:space="preserve">does not exist, contains placeholder text, or is missing required fields, run the business-brief interview before proceeding.</w:t>
+      </w:r>
+      <w:r>
+        <w:t xml:space="preserve"> </w:t>
+      </w:r>
+      <w:r>
+        <w:t xml:space="preserve">Do not skip. Do not guess the inputs.</w:t>
+      </w:r>
+    </w:p>
+    <w:bookmarkStart w:id="36" w:name="the-business-brief-interview"/>
+    <w:p>
+      <w:pPr>
+        <w:pStyle w:val="Heading3"/>
+      </w:pPr>
+      <w:r>
+        <w:rPr>
+          <w:rStyle w:val="SectionNumber"/>
+        </w:rPr>
+        <w:t xml:space="preserve">1.13.1</w:t>
+      </w:r>
+      <w:r>
+        <w:tab/>
+      </w:r>
+      <w:r>
+        <w:t xml:space="preserve">The business-brief interview</w:t>
+      </w:r>
+    </w:p>
+    <w:p>
+      <w:pPr>
+        <w:pStyle w:val="FirstParagraph"/>
+      </w:pPr>
+      <w:r>
+        <w:t xml:space="preserve">Ask the user conversationally, one batch at a time. After each batch, write the answers to</w:t>
+      </w:r>
+      <w:r>
+        <w:t xml:space="preserve"> </w:t>
+      </w:r>
+      <w:r>
+        <w:rPr>
+          <w:rStyle w:val="VerbatimChar"/>
+        </w:rPr>
+        <w:t xml:space="preserve">CLAUDE.md</w:t>
+      </w:r>
+      <w:r>
+        <w:t xml:space="preserve"> </w:t>
+      </w:r>
+      <w:r>
+        <w:t xml:space="preserve">and confirm before the next batch.</w:t>
+      </w:r>
+    </w:p>
+    <w:p>
+      <w:pPr>
+        <w:pStyle w:val="BodyText"/>
+      </w:pPr>
+      <w:r>
+        <w:rPr>
+          <w:b/>
+          <w:bCs/>
+        </w:rPr>
+        <w:t xml:space="preserve">Batch 1: Brand overview.</w:t>
+      </w:r>
+      <w:r>
+        <w:t xml:space="preserve"> </w:t>
+      </w:r>
+      <w:r>
+        <w:t xml:space="preserve">Brand name. Primary URL. How long the domain has been live. Ecommerce platform. Geographic focus. Stage (pre-launch, first year, established, mature).</w:t>
+      </w:r>
+    </w:p>
+    <w:p>
+      <w:pPr>
+        <w:pStyle w:val="BodyText"/>
+      </w:pPr>
+      <w:r>
+        <w:rPr>
+          <w:b/>
+          <w:bCs/>
+        </w:rPr>
+        <w:t xml:space="preserve">Batch 2: ICP.</w:t>
+      </w:r>
+      <w:r>
+        <w:t xml:space="preserve"> </w:t>
+      </w:r>
+      <w:r>
+        <w:t xml:space="preserve">Core buyer in one sentence, in your words. What they hire the product to do. Where they hang out online (Reddit subs, niche forums, YouTube channels, podcasts, Instagram accounts).</w:t>
+      </w:r>
+    </w:p>
+    <w:p>
+      <w:pPr>
+        <w:pStyle w:val="BodyText"/>
+      </w:pPr>
+      <w:r>
+        <w:rPr>
+          <w:b/>
+          <w:bCs/>
+        </w:rPr>
+        <w:t xml:space="preserve">Batch 3: Positioning hypothesis.</w:t>
+      </w:r>
+      <w:r>
+        <w:t xml:space="preserve"> </w:t>
+      </w:r>
+      <w:r>
+        <w:t xml:space="preserve">Why you win in one sentence. The single category term you want to own. The belief shift the buyer must make before buying.</w:t>
+      </w:r>
+    </w:p>
+    <w:p>
+      <w:pPr>
+        <w:pStyle w:val="BodyText"/>
+      </w:pPr>
+      <w:r>
+        <w:rPr>
+          <w:b/>
+          <w:bCs/>
+        </w:rPr>
+        <w:t xml:space="preserve">Batch 4: Content inventory (Path A only).</w:t>
+      </w:r>
+      <w:r>
+        <w:t xml:space="preserve"> </w:t>
+      </w:r>
+      <w:r>
+        <w:t xml:space="preserve">Blog or articles live (platform, post count, cadence). Email list (subscriber count, cadence, open-rate band). Social channels active with follower counts. Podcast or long-form. Community. If the brand has none of this, confirm Path B (greenfield).</w:t>
+      </w:r>
+    </w:p>
+    <w:p>
+      <w:pPr>
+        <w:pStyle w:val="BodyText"/>
+      </w:pPr>
+      <w:r>
+        <w:rPr>
+          <w:b/>
+          <w:bCs/>
+        </w:rPr>
+        <w:t xml:space="preserve">Batch 5: Competitors.</w:t>
+      </w:r>
+      <w:r>
+        <w:t xml:space="preserve"> </w:t>
+      </w:r>
+      <w:r>
+        <w:t xml:space="preserve">Three to five competitor URLs the buyer also considers.</w:t>
+      </w:r>
+    </w:p>
+    <w:p>
+      <w:pPr>
+        <w:pStyle w:val="BodyText"/>
+      </w:pPr>
+      <w:r>
+        <w:rPr>
+          <w:b/>
+          <w:bCs/>
+        </w:rPr>
+        <w:t xml:space="preserve">Batch 6: Team and budget.</w:t>
+      </w:r>
+      <w:r>
+        <w:t xml:space="preserve"> </w:t>
+      </w:r>
+      <w:r>
+        <w:t xml:space="preserve">Team size and roles. Monthly content production budget. Founder content time per week.</w:t>
+      </w:r>
+    </w:p>
+    <w:p>
+      <w:pPr>
+        <w:pStyle w:val="BodyText"/>
+      </w:pPr>
+      <w:r>
+        <w:rPr>
+          <w:b/>
+          <w:bCs/>
+        </w:rPr>
+        <w:t xml:space="preserve">Batch 7: Cadence goal.</w:t>
+      </w:r>
+      <w:r>
+        <w:t xml:space="preserve"> </w:t>
+      </w:r>
+      <w:r>
+        <w:t xml:space="preserve">Total pieces per week across all channels. Channels to prioritise (max 4 from Blog, LinkedIn, X, YouTube Shorts, Podcast guest appearances, Email newsletter, Community). Non-negotiables.</w:t>
+      </w:r>
+    </w:p>
+    <w:p>
+      <w:pPr>
+        <w:pStyle w:val="BodyText"/>
+      </w:pPr>
+      <w:r>
+        <w:rPr>
+          <w:b/>
+          <w:bCs/>
+        </w:rPr>
+        <w:t xml:space="preserve">Batch 8: Targets.</w:t>
+      </w:r>
+      <w:r>
+        <w:t xml:space="preserve"> </w:t>
+      </w:r>
+      <w:r>
+        <w:t xml:space="preserve">12-month revenue target. Audience target (newsletter subs, organic traffic, social followers as absolute numbers). Leading-indicator targets for 90 days.</w:t>
+      </w:r>
+    </w:p>
+    <w:bookmarkEnd w:id="36"/>
+    <w:bookmarkStart w:id="37" w:name="minimum-required-to-proceed-to-step-2"/>
+    <w:p>
+      <w:pPr>
+        <w:pStyle w:val="Heading3"/>
+      </w:pPr>
+      <w:r>
+        <w:rPr>
+          <w:rStyle w:val="SectionNumber"/>
+        </w:rPr>
+        <w:t xml:space="preserve">1.13.2</w:t>
+      </w:r>
+      <w:r>
+        <w:tab/>
+      </w:r>
+      <w:r>
+        <w:t xml:space="preserve">Minimum required to proceed to Step 2</w:t>
+      </w:r>
+    </w:p>
+    <w:p>
+      <w:pPr>
+        <w:pStyle w:val="FirstParagraph"/>
+      </w:pPr>
+      <w:r>
+        <w:t xml:space="preserve">If after the interview you still do not have these seven fields captured, ask again:</w:t>
       </w:r>
     </w:p>
     <w:p>
@@ -3303,14 +3880,7 @@
         </w:numPr>
       </w:pPr>
       <w:r>
-        <w:rPr>
-          <w:b/>
-          <w:bCs/>
-        </w:rPr>
-        <w:t xml:space="preserve">Brand name</w:t>
-      </w:r>
-      <w:r>
-        <w:t xml:space="preserve">: {Your brand name}</w:t>
+        <w:t xml:space="preserve">Brand name and URL</w:t>
       </w:r>
     </w:p>
     <w:p>
@@ -3322,14 +3892,7 @@
         </w:numPr>
       </w:pPr>
       <w:r>
-        <w:rPr>
-          <w:b/>
-          <w:bCs/>
-        </w:rPr>
-        <w:t xml:space="preserve">Primary URL</w:t>
-      </w:r>
-      <w:r>
-        <w:t xml:space="preserve">: {https://yourbrand.com}</w:t>
+        <w:t xml:space="preserve">ICP in one line</w:t>
       </w:r>
     </w:p>
     <w:p>
@@ -3341,32 +3904,7 @@
         </w:numPr>
       </w:pPr>
       <w:r>
-        <w:rPr>
-          <w:b/>
-          <w:bCs/>
-        </w:rPr>
-        <w:t xml:space="preserve">Domain age</w:t>
-      </w:r>
-      <w:r>
-        <w:t xml:space="preserve">: {e.g. </w:t>
-      </w:r>
-      <w:r>
-        <w:t xml:space="preserve">“launched March 2025”</w:t>
-      </w:r>
-      <w:r>
-        <w:t xml:space="preserve"> </w:t>
-      </w:r>
-      <w:r>
-        <w:t xml:space="preserve">or</w:t>
-      </w:r>
-      <w:r>
-        <w:t xml:space="preserve"> </w:t>
-      </w:r>
-      <w:r>
-        <w:t xml:space="preserve">“ten years”</w:t>
-      </w:r>
-      <w:r>
-        <w:t xml:space="preserve">}</w:t>
+        <w:t xml:space="preserve">Founder positioning hypothesis</w:t>
       </w:r>
     </w:p>
     <w:p>
@@ -3378,14 +3916,7 @@
         </w:numPr>
       </w:pPr>
       <w:r>
-        <w:rPr>
-          <w:b/>
-          <w:bCs/>
-        </w:rPr>
-        <w:t xml:space="preserve">Ecommerce platform</w:t>
-      </w:r>
-      <w:r>
-        <w:t xml:space="preserve">: {Shopify / WooCommerce / Custom / etc.}</w:t>
+        <w:t xml:space="preserve">3 to 5 competitor URLs</w:t>
       </w:r>
     </w:p>
     <w:p>
@@ -3397,14 +3928,7 @@
         </w:numPr>
       </w:pPr>
       <w:r>
-        <w:rPr>
-          <w:b/>
-          <w:bCs/>
-        </w:rPr>
-        <w:t xml:space="preserve">Geographic focus</w:t>
-      </w:r>
-      <w:r>
-        <w:t xml:space="preserve">: {US, UK, EU, global, etc.}</w:t>
+        <w:t xml:space="preserve">Team size and content budget</w:t>
       </w:r>
     </w:p>
     <w:p>
@@ -3416,24 +3940,7 @@
         </w:numPr>
       </w:pPr>
       <w:r>
-        <w:rPr>
-          <w:b/>
-          <w:bCs/>
-        </w:rPr>
-        <w:t xml:space="preserve">Stage</w:t>
-      </w:r>
-      <w:r>
-        <w:t xml:space="preserve">: {Pre-launch / first year / established with trading history / mature}</w:t>
-      </w:r>
-    </w:p>
-    <w:bookmarkEnd w:id="36"/>
-    <w:bookmarkStart w:id="37" w:name="icp-ideal-customer-in-one-line"/>
-    <w:p>
-      <w:pPr>
-        <w:pStyle w:val="Heading2"/>
-      </w:pPr>
-      <w:r>
-        <w:t xml:space="preserve">ICP (ideal customer in one line)</w:t>
+        <w:t xml:space="preserve">Publishing cadence goal</w:t>
       </w:r>
     </w:p>
     <w:p>
@@ -3441,265 +3948,11 @@
         <w:pStyle w:val="Compact"/>
         <w:numPr>
           <w:ilvl w:val="0"/>
-          <w:numId w:val="1022"/>
+          <w:numId w:val="1021"/>
         </w:numPr>
       </w:pPr>
       <w:r>
-        <w:rPr>
-          <w:b/>
-          <w:bCs/>
-        </w:rPr>
-        <w:t xml:space="preserve">Core buyer, one sentence, in your own words</w:t>
-      </w:r>
-      <w:r>
-        <w:t xml:space="preserve">: {e.g. </w:t>
-      </w:r>
-      <w:r>
-        <w:t xml:space="preserve">“British-Indian women aged 30 to 55 buying lab-grown diamond jewellery for self-gifting without the mined-stone ethical concerns.”</w:t>
-      </w:r>
-      <w:r>
-        <w:t xml:space="preserve">}</w:t>
-      </w:r>
-    </w:p>
-    <w:p>
-      <w:pPr>
-        <w:pStyle w:val="Compact"/>
-        <w:numPr>
-          <w:ilvl w:val="0"/>
-          <w:numId w:val="1022"/>
-        </w:numPr>
-      </w:pPr>
-      <w:r>
-        <w:rPr>
-          <w:b/>
-          <w:bCs/>
-        </w:rPr>
-        <w:t xml:space="preserve">What they hire the product to do (Jobs-to-be-Done framing)</w:t>
-      </w:r>
-      <w:r>
-        <w:t xml:space="preserve">: {The functional, emotional, and social job your product performs}</w:t>
-      </w:r>
-    </w:p>
-    <w:p>
-      <w:pPr>
-        <w:pStyle w:val="Compact"/>
-        <w:numPr>
-          <w:ilvl w:val="0"/>
-          <w:numId w:val="1022"/>
-        </w:numPr>
-      </w:pPr>
-      <w:r>
-        <w:rPr>
-          <w:b/>
-          <w:bCs/>
-        </w:rPr>
-        <w:t xml:space="preserve">Where they hang out online</w:t>
-      </w:r>
-      <w:r>
-        <w:t xml:space="preserve">: {Reddit subs, niche forums, YouTube channels, Instagram accounts, podcasts they listen to, newsletters they read}</w:t>
-      </w:r>
-    </w:p>
-    <w:bookmarkEnd w:id="37"/>
-    <w:bookmarkStart w:id="38" w:name="founder-positioning-hypothesis"/>
-    <w:p>
-      <w:pPr>
-        <w:pStyle w:val="Heading2"/>
-      </w:pPr>
-      <w:r>
-        <w:t xml:space="preserve">Founder positioning hypothesis</w:t>
-      </w:r>
-    </w:p>
-    <w:p>
-      <w:pPr>
-        <w:pStyle w:val="Compact"/>
-        <w:numPr>
-          <w:ilvl w:val="0"/>
-          <w:numId w:val="1023"/>
-        </w:numPr>
-      </w:pPr>
-      <w:r>
-        <w:rPr>
-          <w:b/>
-          <w:bCs/>
-        </w:rPr>
-        <w:t xml:space="preserve">Why you win, one sentence, in your words</w:t>
-      </w:r>
-      <w:r>
-        <w:t xml:space="preserve">: {e.g. </w:t>
-      </w:r>
-      <w:r>
-        <w:t xml:space="preserve">“Lab-grown diamonds at a fraction of mined-stone cost with heritage Indian design that British-Indian buyers recognise from their own family jewellery.”</w:t>
-      </w:r>
-      <w:r>
-        <w:t xml:space="preserve">}</w:t>
-      </w:r>
-    </w:p>
-    <w:p>
-      <w:pPr>
-        <w:pStyle w:val="Compact"/>
-        <w:numPr>
-          <w:ilvl w:val="0"/>
-          <w:numId w:val="1023"/>
-        </w:numPr>
-      </w:pPr>
-      <w:r>
-        <w:rPr>
-          <w:b/>
-          <w:bCs/>
-        </w:rPr>
-        <w:t xml:space="preserve">The single category term you want to own</w:t>
-      </w:r>
-      <w:r>
-        <w:t xml:space="preserve">: {e.g. </w:t>
-      </w:r>
-      <w:r>
-        <w:t xml:space="preserve">“lab-grown diamond heritage jewellery”</w:t>
-      </w:r>
-      <w:r>
-        <w:t xml:space="preserve">,</w:t>
-      </w:r>
-      <w:r>
-        <w:t xml:space="preserve"> </w:t>
-      </w:r>
-      <w:r>
-        <w:t xml:space="preserve">“launch-monitor-backed short-game training”</w:t>
-      </w:r>
-      <w:r>
-        <w:t xml:space="preserve">. Claim even if current search volume is zero.}</w:t>
-      </w:r>
-    </w:p>
-    <w:p>
-      <w:pPr>
-        <w:pStyle w:val="Compact"/>
-        <w:numPr>
-          <w:ilvl w:val="0"/>
-          <w:numId w:val="1023"/>
-        </w:numPr>
-      </w:pPr>
-      <w:r>
-        <w:rPr>
-          <w:b/>
-          <w:bCs/>
-        </w:rPr>
-        <w:t xml:space="preserve">The belief shift the buyer must make</w:t>
-      </w:r>
-      <w:r>
-        <w:t xml:space="preserve">: {What they currently believe + what you’re teaching them to believe}</w:t>
-      </w:r>
-    </w:p>
-    <w:bookmarkEnd w:id="38"/>
-    <w:bookmarkStart w:id="39" w:name="Xeb526e950f13651f0fc4cb9c5a4864682365bf5"/>
-    <w:p>
-      <w:pPr>
-        <w:pStyle w:val="Heading2"/>
-      </w:pPr>
-      <w:r>
-        <w:t xml:space="preserve">Current content inventory (Path A, skip if greenfield)</w:t>
-      </w:r>
-    </w:p>
-    <w:p>
-      <w:pPr>
-        <w:pStyle w:val="Compact"/>
-        <w:numPr>
-          <w:ilvl w:val="0"/>
-          <w:numId w:val="1024"/>
-        </w:numPr>
-      </w:pPr>
-      <w:r>
-        <w:rPr>
-          <w:b/>
-          <w:bCs/>
-        </w:rPr>
-        <w:t xml:space="preserve">Blog / articles</w:t>
-      </w:r>
-      <w:r>
-        <w:t xml:space="preserve">: {Platform, approximate post count, active cadence}</w:t>
-      </w:r>
-    </w:p>
-    <w:p>
-      <w:pPr>
-        <w:pStyle w:val="Compact"/>
-        <w:numPr>
-          <w:ilvl w:val="0"/>
-          <w:numId w:val="1024"/>
-        </w:numPr>
-      </w:pPr>
-      <w:r>
-        <w:rPr>
-          <w:b/>
-          <w:bCs/>
-        </w:rPr>
-        <w:t xml:space="preserve">Email list</w:t>
-      </w:r>
-      <w:r>
-        <w:t xml:space="preserve">: {Subscriber count, send cadence, open-rate band}</w:t>
-      </w:r>
-    </w:p>
-    <w:p>
-      <w:pPr>
-        <w:pStyle w:val="Compact"/>
-        <w:numPr>
-          <w:ilvl w:val="0"/>
-          <w:numId w:val="1024"/>
-        </w:numPr>
-      </w:pPr>
-      <w:r>
-        <w:rPr>
-          <w:b/>
-          <w:bCs/>
-        </w:rPr>
-        <w:t xml:space="preserve">Social channels active</w:t>
-      </w:r>
-      <w:r>
-        <w:t xml:space="preserve">: {LinkedIn, X, Instagram, TikTok, YouTube with approximate follower counts}</w:t>
-      </w:r>
-    </w:p>
-    <w:p>
-      <w:pPr>
-        <w:pStyle w:val="Compact"/>
-        <w:numPr>
-          <w:ilvl w:val="0"/>
-          <w:numId w:val="1024"/>
-        </w:numPr>
-      </w:pPr>
-      <w:r>
-        <w:rPr>
-          <w:b/>
-          <w:bCs/>
-        </w:rPr>
-        <w:t xml:space="preserve">Podcast / video / other long-form</w:t>
-      </w:r>
-      <w:r>
-        <w:t xml:space="preserve">: {If any, list shows, episode count, or channel}</w:t>
-      </w:r>
-    </w:p>
-    <w:p>
-      <w:pPr>
-        <w:pStyle w:val="Compact"/>
-        <w:numPr>
-          <w:ilvl w:val="0"/>
-          <w:numId w:val="1024"/>
-        </w:numPr>
-      </w:pPr>
-      <w:r>
-        <w:rPr>
-          <w:b/>
-          <w:bCs/>
-        </w:rPr>
-        <w:t xml:space="preserve">Community</w:t>
-      </w:r>
-      <w:r>
-        <w:t xml:space="preserve">: {Discord, Circle, private group, with member count}</w:t>
-      </w:r>
-    </w:p>
-    <w:bookmarkEnd w:id="39"/>
-    <w:bookmarkStart w:id="40" w:name="competitors-3-to-5-urls"/>
-    <w:p>
-      <w:pPr>
-        <w:pStyle w:val="Heading2"/>
-      </w:pPr>
-      <w:r>
-        <w:t xml:space="preserve">Competitors (3 to 5 URLs)</w:t>
+        <w:t xml:space="preserve">12-month revenue or audience target</w:t>
       </w:r>
     </w:p>
     <w:p>
@@ -3707,396 +3960,7 @@
         <w:pStyle w:val="FirstParagraph"/>
       </w:pPr>
       <w:r>
-        <w:t xml:space="preserve">These feed Section 2 positioning and the competitor content-footprint scan directly. Without URLs, Claude has to auto-discover them.</w:t>
-      </w:r>
-    </w:p>
-    <w:p>
-      <w:pPr>
-        <w:pStyle w:val="Compact"/>
-        <w:numPr>
-          <w:ilvl w:val="0"/>
-          <w:numId w:val="1025"/>
-        </w:numPr>
-      </w:pPr>
-      <w:r>
-        <w:t xml:space="preserve">{competitor 1 URL}</w:t>
-      </w:r>
-    </w:p>
-    <w:p>
-      <w:pPr>
-        <w:pStyle w:val="Compact"/>
-        <w:numPr>
-          <w:ilvl w:val="0"/>
-          <w:numId w:val="1025"/>
-        </w:numPr>
-      </w:pPr>
-      <w:r>
-        <w:t xml:space="preserve">{competitor 2 URL}</w:t>
-      </w:r>
-    </w:p>
-    <w:p>
-      <w:pPr>
-        <w:pStyle w:val="Compact"/>
-        <w:numPr>
-          <w:ilvl w:val="0"/>
-          <w:numId w:val="1025"/>
-        </w:numPr>
-      </w:pPr>
-      <w:r>
-        <w:t xml:space="preserve">{competitor 3 URL}</w:t>
-      </w:r>
-    </w:p>
-    <w:p>
-      <w:pPr>
-        <w:pStyle w:val="Compact"/>
-        <w:numPr>
-          <w:ilvl w:val="0"/>
-          <w:numId w:val="1025"/>
-        </w:numPr>
-      </w:pPr>
-      <w:r>
-        <w:t xml:space="preserve">{competitor 4 URL, optional}</w:t>
-      </w:r>
-    </w:p>
-    <w:p>
-      <w:pPr>
-        <w:pStyle w:val="Compact"/>
-        <w:numPr>
-          <w:ilvl w:val="0"/>
-          <w:numId w:val="1025"/>
-        </w:numPr>
-      </w:pPr>
-      <w:r>
-        <w:t xml:space="preserve">{competitor 5 URL, optional}</w:t>
-      </w:r>
-    </w:p>
-    <w:bookmarkEnd w:id="40"/>
-    <w:bookmarkStart w:id="41" w:name="team-and-content-budget"/>
-    <w:p>
-      <w:pPr>
-        <w:pStyle w:val="Heading2"/>
-      </w:pPr>
-      <w:r>
-        <w:t xml:space="preserve">Team and content budget</w:t>
-      </w:r>
-    </w:p>
-    <w:p>
-      <w:pPr>
-        <w:pStyle w:val="Compact"/>
-        <w:numPr>
-          <w:ilvl w:val="0"/>
-          <w:numId w:val="1026"/>
-        </w:numPr>
-      </w:pPr>
-      <w:r>
-        <w:rPr>
-          <w:b/>
-          <w:bCs/>
-        </w:rPr>
-        <w:t xml:space="preserve">Team size and roles</w:t>
-      </w:r>
-      <w:r>
-        <w:t xml:space="preserve">: {e.g. </w:t>
-      </w:r>
-      <w:r>
-        <w:t xml:space="preserve">“founder + 1 fractional writer, 10 hrs/week; no in-house producer”</w:t>
-      </w:r>
-      <w:r>
-        <w:t xml:space="preserve">}</w:t>
-      </w:r>
-    </w:p>
-    <w:p>
-      <w:pPr>
-        <w:pStyle w:val="Compact"/>
-        <w:numPr>
-          <w:ilvl w:val="0"/>
-          <w:numId w:val="1026"/>
-        </w:numPr>
-      </w:pPr>
-      <w:r>
-        <w:rPr>
-          <w:b/>
-          <w:bCs/>
-        </w:rPr>
-        <w:t xml:space="preserve">Monthly content production budget</w:t>
-      </w:r>
-      <w:r>
-        <w:t xml:space="preserve">: {Rough £/month for writers, video, UGC, design, tools}</w:t>
-      </w:r>
-    </w:p>
-    <w:p>
-      <w:pPr>
-        <w:pStyle w:val="Compact"/>
-        <w:numPr>
-          <w:ilvl w:val="0"/>
-          <w:numId w:val="1026"/>
-        </w:numPr>
-      </w:pPr>
-      <w:r>
-        <w:rPr>
-          <w:b/>
-          <w:bCs/>
-        </w:rPr>
-        <w:t xml:space="preserve">Founder content time per week</w:t>
-      </w:r>
-      <w:r>
-        <w:t xml:space="preserve">: {How many hours the founder can realistically commit to content production and review}</w:t>
-      </w:r>
-    </w:p>
-    <w:bookmarkEnd w:id="41"/>
-    <w:bookmarkStart w:id="42" w:name="publishing-cadence-goal"/>
-    <w:p>
-      <w:pPr>
-        <w:pStyle w:val="Heading2"/>
-      </w:pPr>
-      <w:r>
-        <w:t xml:space="preserve">Publishing cadence goal</w:t>
-      </w:r>
-    </w:p>
-    <w:p>
-      <w:pPr>
-        <w:pStyle w:val="Compact"/>
-        <w:numPr>
-          <w:ilvl w:val="0"/>
-          <w:numId w:val="1027"/>
-        </w:numPr>
-      </w:pPr>
-      <w:r>
-        <w:rPr>
-          <w:b/>
-          <w:bCs/>
-        </w:rPr>
-        <w:t xml:space="preserve">Total pieces per week across all channels</w:t>
-      </w:r>
-      <w:r>
-        <w:t xml:space="preserve">: {e.g. </w:t>
-      </w:r>
-      <w:r>
-        <w:t xml:space="preserve">“2 to 4, minimum 1 long-form and 1 founder-voice post”</w:t>
-      </w:r>
-      <w:r>
-        <w:t xml:space="preserve">}</w:t>
-      </w:r>
-    </w:p>
-    <w:p>
-      <w:pPr>
-        <w:pStyle w:val="Compact"/>
-        <w:numPr>
-          <w:ilvl w:val="0"/>
-          <w:numId w:val="1027"/>
-        </w:numPr>
-      </w:pPr>
-      <w:r>
-        <w:rPr>
-          <w:b/>
-          <w:bCs/>
-        </w:rPr>
-        <w:t xml:space="preserve">Channels you want to prioritise</w:t>
-      </w:r>
-      <w:r>
-        <w:t xml:space="preserve">: {Pick up to 4: Blog, LinkedIn, X, YouTube Shorts, Podcast guest appearances, Email newsletter, Community}</w:t>
-      </w:r>
-    </w:p>
-    <w:p>
-      <w:pPr>
-        <w:pStyle w:val="Compact"/>
-        <w:numPr>
-          <w:ilvl w:val="0"/>
-          <w:numId w:val="1027"/>
-        </w:numPr>
-      </w:pPr>
-      <w:r>
-        <w:rPr>
-          <w:b/>
-          <w:bCs/>
-        </w:rPr>
-        <w:t xml:space="preserve">Non-negotiables</w:t>
-      </w:r>
-      <w:r>
-        <w:t xml:space="preserve">: {e.g. </w:t>
-      </w:r>
-      <w:r>
-        <w:t xml:space="preserve">“weekly newsletter ships every Thursday no exceptions”</w:t>
-      </w:r>
-      <w:r>
-        <w:t xml:space="preserve">}</w:t>
-      </w:r>
-    </w:p>
-    <w:bookmarkEnd w:id="42"/>
-    <w:bookmarkStart w:id="43" w:name="month-revenue-or-audience-target"/>
-    <w:p>
-      <w:pPr>
-        <w:pStyle w:val="Heading2"/>
-      </w:pPr>
-      <w:r>
-        <w:t xml:space="preserve">12-month revenue or audience target</w:t>
-      </w:r>
-    </w:p>
-    <w:p>
-      <w:pPr>
-        <w:pStyle w:val="Compact"/>
-        <w:numPr>
-          <w:ilvl w:val="0"/>
-          <w:numId w:val="1028"/>
-        </w:numPr>
-      </w:pPr>
-      <w:r>
-        <w:rPr>
-          <w:b/>
-          <w:bCs/>
-        </w:rPr>
-        <w:t xml:space="preserve">Revenue target</w:t>
-      </w:r>
-      <w:r>
-        <w:t xml:space="preserve">: {What you want the P&amp;L to look like 12 months from now if the content programme works}</w:t>
-      </w:r>
-    </w:p>
-    <w:p>
-      <w:pPr>
-        <w:pStyle w:val="Compact"/>
-        <w:numPr>
-          <w:ilvl w:val="0"/>
-          <w:numId w:val="1028"/>
-        </w:numPr>
-      </w:pPr>
-      <w:r>
-        <w:rPr>
-          <w:b/>
-          <w:bCs/>
-        </w:rPr>
-        <w:t xml:space="preserve">Audience target</w:t>
-      </w:r>
-      <w:r>
-        <w:t xml:space="preserve">: {Newsletter subscribers, organic traffic, social followers. Absolute numbers.}</w:t>
-      </w:r>
-    </w:p>
-    <w:p>
-      <w:pPr>
-        <w:pStyle w:val="Compact"/>
-        <w:numPr>
-          <w:ilvl w:val="0"/>
-          <w:numId w:val="1028"/>
-        </w:numPr>
-      </w:pPr>
-      <w:r>
-        <w:rPr>
-          <w:b/>
-          <w:bCs/>
-        </w:rPr>
-        <w:t xml:space="preserve">Leading-indicator targets</w:t>
-      </w:r>
-      <w:r>
-        <w:t xml:space="preserve">: {Publishing velocity, time-on-page, comment-and-reply rate, DM-trigger conversions you’d be happy to see in 90 days}</w:t>
-      </w:r>
-    </w:p>
-    <w:bookmarkEnd w:id="43"/>
-    <w:bookmarkStart w:id="44" w:name="voice-and-brand-guidelines-optional"/>
-    <w:p>
-      <w:pPr>
-        <w:pStyle w:val="Heading2"/>
-      </w:pPr>
-      <w:r>
-        <w:t xml:space="preserve">Voice and brand guidelines (optional)</w:t>
-      </w:r>
-    </w:p>
-    <w:p>
-      <w:pPr>
-        <w:pStyle w:val="Compact"/>
-        <w:numPr>
-          <w:ilvl w:val="0"/>
-          <w:numId w:val="1029"/>
-        </w:numPr>
-      </w:pPr>
-      <w:r>
-        <w:rPr>
-          <w:b/>
-          <w:bCs/>
-        </w:rPr>
-        <w:t xml:space="preserve">Spelling conventions</w:t>
-      </w:r>
-      <w:r>
-        <w:t xml:space="preserve">: {e.g. </w:t>
-      </w:r>
-      <w:r>
-        <w:t xml:space="preserve">“ecommerce one word, never e-commerce”</w:t>
-      </w:r>
-      <w:r>
-        <w:t xml:space="preserve">}</w:t>
-      </w:r>
-    </w:p>
-    <w:p>
-      <w:pPr>
-        <w:pStyle w:val="Compact"/>
-        <w:numPr>
-          <w:ilvl w:val="0"/>
-          <w:numId w:val="1029"/>
-        </w:numPr>
-      </w:pPr>
-      <w:r>
-        <w:rPr>
-          <w:b/>
-          <w:bCs/>
-        </w:rPr>
-        <w:t xml:space="preserve">Phrases to avoid</w:t>
-      </w:r>
-      <w:r>
-        <w:t xml:space="preserve">: {Banned clichés, jargon you reject}</w:t>
-      </w:r>
-    </w:p>
-    <w:p>
-      <w:pPr>
-        <w:pStyle w:val="Compact"/>
-        <w:numPr>
-          <w:ilvl w:val="0"/>
-          <w:numId w:val="1029"/>
-        </w:numPr>
-      </w:pPr>
-      <w:r>
-        <w:rPr>
-          <w:b/>
-          <w:bCs/>
-        </w:rPr>
-        <w:t xml:space="preserve">Phrases the brand owns</w:t>
-      </w:r>
-      <w:r>
-        <w:t xml:space="preserve">: {Recurring taglines, headlines, or catchphrases}</w:t>
-      </w:r>
-    </w:p>
-    <w:p>
-      <w:pPr>
-        <w:pStyle w:val="Compact"/>
-        <w:numPr>
-          <w:ilvl w:val="0"/>
-          <w:numId w:val="1029"/>
-        </w:numPr>
-      </w:pPr>
-      <w:r>
-        <w:rPr>
-          <w:b/>
-          <w:bCs/>
-        </w:rPr>
-        <w:t xml:space="preserve">Tone</w:t>
-      </w:r>
-      <w:r>
-        <w:t xml:space="preserve">: {Direct / warm / technical / luxury / conversational}</w:t>
-      </w:r>
-    </w:p>
-    <w:bookmarkEnd w:id="44"/>
-    <w:bookmarkStart w:id="45" w:name="X56332a15ed686da6a8eaad1514bf1e540c4b3c8"/>
-    <w:p>
-      <w:pPr>
-        <w:pStyle w:val="Heading2"/>
-      </w:pPr>
-      <w:r>
-        <w:t xml:space="preserve">Session history (updated by Claude across sessions)</w:t>
-      </w:r>
-    </w:p>
-    <w:p>
-      <w:pPr>
-        <w:pStyle w:val="BlockText"/>
-      </w:pPr>
-      <w:r>
-        <w:t xml:space="preserve">Claude appends notes below as it learns patterns specific to your business. Leave blank to start; it grows over time.</w:t>
+        <w:t xml:space="preserve">Do not invent any value.</w:t>
       </w:r>
     </w:p>
     <w:p>
@@ -4106,14 +3970,24 @@
         </w:pict>
       </w:r>
     </w:p>
-    <w:bookmarkEnd w:id="45"/>
-    <w:bookmarkStart w:id="46" w:name="how-claude-should-use-this-file"/>
+    <w:bookmarkEnd w:id="37"/>
+    <w:bookmarkEnd w:id="38"/>
+    <w:bookmarkStart w:id="40" w:name="step-2.-inventory-tool-access"/>
     <w:p>
       <w:pPr>
         <w:pStyle w:val="Heading2"/>
       </w:pPr>
       <w:r>
-        <w:t xml:space="preserve">How Claude should use this file</w:t>
+        <w:rPr>
+          <w:rStyle w:val="SectionNumber"/>
+        </w:rPr>
+        <w:t xml:space="preserve">1.14</w:t>
+      </w:r>
+      <w:r>
+        <w:tab/>
+      </w:r>
+      <w:r>
+        <w:t xml:space="preserve">Step 2. Inventory tool access</w:t>
       </w:r>
     </w:p>
     <w:p>
@@ -4121,13 +3995,161 @@
         <w:pStyle w:val="FirstParagraph"/>
       </w:pPr>
       <w:r>
-        <w:t xml:space="preserve">On every session start, load this brief and treat it as the ground truth for your brand’s specifics. When you run any EntireCommerce playbook in this folder, cross-reference the inputs here before asking the user. Do not invent values. If a field is blank, ask the user to fill it in before proceeding with work that depends on it.</w:t>
-      </w:r>
-      <w:r>
-        <w:t xml:space="preserve"> </w:t>
-      </w:r>
-      <w:r>
-        <w:t xml:space="preserve"># Content Strategy: Master Prompt</w:t>
+        <w:t xml:space="preserve">Read the</w:t>
+      </w:r>
+      <w:r>
+        <w:t xml:space="preserve"> </w:t>
+      </w:r>
+      <w:r>
+        <w:rPr>
+          <w:rStyle w:val="VerbatimChar"/>
+        </w:rPr>
+        <w:t xml:space="preserve">.env</w:t>
+      </w:r>
+      <w:r>
+        <w:t xml:space="preserve"> </w:t>
+      </w:r>
+      <w:r>
+        <w:t xml:space="preserve">file. Print a credential inventory:</w:t>
+      </w:r>
+    </w:p>
+    <w:p>
+      <w:pPr>
+        <w:pStyle w:val="SourceCode"/>
+      </w:pPr>
+      <w:r>
+        <w:rPr>
+          <w:rStyle w:val="VerbatimChar"/>
+        </w:rPr>
+        <w:t xml:space="preserve">External tools (public data, always runs)</w:t>
+      </w:r>
+      <w:r>
+        <w:br/>
+      </w:r>
+      <w:r>
+        <w:rPr>
+          <w:rStyle w:val="VerbatimChar"/>
+        </w:rPr>
+        <w:t xml:space="preserve">- DataForSEO: configured / not configured</w:t>
+      </w:r>
+      <w:r>
+        <w:br/>
+      </w:r>
+      <w:r>
+        <w:rPr>
+          <w:rStyle w:val="VerbatimChar"/>
+        </w:rPr>
+        <w:t xml:space="preserve">- Ahrefs: configured / not configured</w:t>
+      </w:r>
+      <w:r>
+        <w:br/>
+      </w:r>
+      <w:r>
+        <w:rPr>
+          <w:rStyle w:val="VerbatimChar"/>
+        </w:rPr>
+        <w:t xml:space="preserve">- Serper: configured / not configured</w:t>
+      </w:r>
+      <w:r>
+        <w:br/>
+      </w:r>
+      <w:r>
+        <w:rPr>
+          <w:rStyle w:val="VerbatimChar"/>
+        </w:rPr>
+        <w:t xml:space="preserve">- Keywords Everywhere: configured / not configured</w:t>
+      </w:r>
+      <w:r>
+        <w:br/>
+      </w:r>
+      <w:r>
+        <w:rPr>
+          <w:rStyle w:val="VerbatimChar"/>
+        </w:rPr>
+        <w:t xml:space="preserve">- Google Trends: configured (public, no key needed)</w:t>
+      </w:r>
+      <w:r>
+        <w:br/>
+      </w:r>
+      <w:r>
+        <w:br/>
+      </w:r>
+      <w:r>
+        <w:rPr>
+          <w:rStyle w:val="VerbatimChar"/>
+        </w:rPr>
+        <w:t xml:space="preserve">Internal tools (your brand's own data, Path A only)</w:t>
+      </w:r>
+      <w:r>
+        <w:br/>
+      </w:r>
+      <w:r>
+        <w:rPr>
+          <w:rStyle w:val="VerbatimChar"/>
+        </w:rPr>
+        <w:t xml:space="preserve">- Google Search Console: configured / not configured</w:t>
+      </w:r>
+      <w:r>
+        <w:br/>
+      </w:r>
+      <w:r>
+        <w:rPr>
+          <w:rStyle w:val="VerbatimChar"/>
+        </w:rPr>
+        <w:t xml:space="preserve">- Google Analytics 4: configured / not configured</w:t>
+      </w:r>
+      <w:r>
+        <w:br/>
+      </w:r>
+      <w:r>
+        <w:rPr>
+          <w:rStyle w:val="VerbatimChar"/>
+        </w:rPr>
+        <w:t xml:space="preserve">- Shopify Admin: configured / not configured</w:t>
+      </w:r>
+      <w:r>
+        <w:br/>
+      </w:r>
+      <w:r>
+        <w:rPr>
+          <w:rStyle w:val="VerbatimChar"/>
+        </w:rPr>
+        <w:t xml:space="preserve">- Klaviyo / Brevo: configured / not configured</w:t>
+      </w:r>
+    </w:p>
+    <w:bookmarkStart w:id="39" w:name="X18da62ca67897300d7a2a209f6df0efe4f6e13d"/>
+    <w:p>
+      <w:pPr>
+        <w:pStyle w:val="Heading3"/>
+      </w:pPr>
+      <w:r>
+        <w:rPr>
+          <w:rStyle w:val="SectionNumber"/>
+        </w:rPr>
+        <w:t xml:space="preserve">1.14.1</w:t>
+      </w:r>
+      <w:r>
+        <w:tab/>
+      </w:r>
+      <w:r>
+        <w:t xml:space="preserve">Offer setup instructions for missing tools</w:t>
+      </w:r>
+    </w:p>
+    <w:p>
+      <w:pPr>
+        <w:pStyle w:val="FirstParagraph"/>
+      </w:pPr>
+      <w:r>
+        <w:t xml:space="preserve">For each tool flagged</w:t>
+      </w:r>
+      <w:r>
+        <w:t xml:space="preserve"> </w:t>
+      </w:r>
+      <w:r>
+        <w:t xml:space="preserve">“not configured”</w:t>
+      </w:r>
+      <w:r>
+        <w:t xml:space="preserve">, ask:</w:t>
       </w:r>
     </w:p>
     <w:p>
@@ -4135,7 +4157,75 @@
         <w:pStyle w:val="BlockText"/>
       </w:pPr>
       <w:r>
-        <w:t xml:space="preserve">Paste this entire file into Claude Code from a folder containing a</w:t>
+        <w:t xml:space="preserve">“</w:t>
+      </w:r>
+      <w:r>
+        <w:rPr>
+          <w:rStyle w:val="VerbatimChar"/>
+        </w:rPr>
+        <w:t xml:space="preserve">{Tool}</w:t>
+      </w:r>
+      <w:r>
+        <w:t xml:space="preserve"> </w:t>
+      </w:r>
+      <w:r>
+        <w:t xml:space="preserve">is not configured. Want me to look up the current sign-up steps and API-key retrieval flow? Answer</w:t>
+      </w:r>
+      <w:r>
+        <w:t xml:space="preserve"> </w:t>
+      </w:r>
+      <w:r>
+        <w:rPr>
+          <w:rStyle w:val="VerbatimChar"/>
+        </w:rPr>
+        <w:t xml:space="preserve">yes</w:t>
+      </w:r>
+      <w:r>
+        <w:t xml:space="preserve">,</w:t>
+      </w:r>
+      <w:r>
+        <w:t xml:space="preserve"> </w:t>
+      </w:r>
+      <w:r>
+        <w:rPr>
+          <w:rStyle w:val="VerbatimChar"/>
+        </w:rPr>
+        <w:t xml:space="preserve">no</w:t>
+      </w:r>
+      <w:r>
+        <w:t xml:space="preserve">, or</w:t>
+      </w:r>
+      <w:r>
+        <w:t xml:space="preserve"> </w:t>
+      </w:r>
+      <w:r>
+        <w:rPr>
+          <w:rStyle w:val="VerbatimChar"/>
+        </w:rPr>
+        <w:t xml:space="preserve">skip all</w:t>
+      </w:r>
+      <w:r>
+        <w:t xml:space="preserve">.”</w:t>
+      </w:r>
+    </w:p>
+    <w:p>
+      <w:pPr>
+        <w:pStyle w:val="FirstParagraph"/>
+      </w:pPr>
+      <w:r>
+        <w:t xml:space="preserve">If</w:t>
+      </w:r>
+      <w:r>
+        <w:t xml:space="preserve"> </w:t>
+      </w:r>
+      <w:r>
+        <w:rPr>
+          <w:rStyle w:val="VerbatimChar"/>
+        </w:rPr>
+        <w:t xml:space="preserve">yes</w:t>
+      </w:r>
+      <w:r>
+        <w:t xml:space="preserve">, use WebSearch and WebFetch to pull the current sign-up flow: pricing tiers, free-tier availability, API-key location, and the</w:t>
       </w:r>
       <w:r>
         <w:t xml:space="preserve"> </w:t>
@@ -4150,45 +4240,47 @@
         <w:t xml:space="preserve"> </w:t>
       </w:r>
       <w:r>
-        <w:t xml:space="preserve">(your API keys). If a</w:t>
-      </w:r>
-      <w:r>
-        <w:t xml:space="preserve"> </w:t>
-      </w:r>
-      <w:r>
-        <w:rPr>
-          <w:rStyle w:val="VerbatimChar"/>
-        </w:rPr>
-        <w:t xml:space="preserve">CLAUDE.md</w:t>
-      </w:r>
-      <w:r>
-        <w:t xml:space="preserve"> </w:t>
-      </w:r>
-      <w:r>
-        <w:t xml:space="preserve">business brief is already present and filled in, Claude loads it and proceeds. Otherwise Claude interviews you conversationally for the business specifics and writes the</w:t>
-      </w:r>
-      <w:r>
-        <w:t xml:space="preserve"> </w:t>
-      </w:r>
-      <w:r>
-        <w:rPr>
-          <w:rStyle w:val="VerbatimChar"/>
-        </w:rPr>
-        <w:t xml:space="preserve">CLAUDE.md</w:t>
-      </w:r>
-      <w:r>
-        <w:t xml:space="preserve"> </w:t>
-      </w:r>
-      <w:r>
-        <w:t xml:space="preserve">for you. Either way, Claude runs the playbook end-to-end, produces a single consolidated strategy document in markdown and Word formats, and saves supporting data alongside.</w:t>
-      </w:r>
-    </w:p>
-    <w:p>
-      <w:pPr>
-        <w:pStyle w:val="BlockText"/>
-      </w:pPr>
-      <w:r>
-        <w:t xml:space="preserve">Built by Nishant Kapoor at EntireCommerce AI. Version 1, April 2026.</w:t>
+        <w:t xml:space="preserve">variable name this playbook expects. If</w:t>
+      </w:r>
+      <w:r>
+        <w:t xml:space="preserve"> </w:t>
+      </w:r>
+      <w:r>
+        <w:rPr>
+          <w:rStyle w:val="VerbatimChar"/>
+        </w:rPr>
+        <w:t xml:space="preserve">no</w:t>
+      </w:r>
+      <w:r>
+        <w:t xml:space="preserve">, skip that tool. If</w:t>
+      </w:r>
+      <w:r>
+        <w:t xml:space="preserve"> </w:t>
+      </w:r>
+      <w:r>
+        <w:rPr>
+          <w:rStyle w:val="VerbatimChar"/>
+        </w:rPr>
+        <w:t xml:space="preserve">skip all</w:t>
+      </w:r>
+      <w:r>
+        <w:t xml:space="preserve">, stop offering and proceed.</w:t>
+      </w:r>
+    </w:p>
+    <w:p>
+      <w:pPr>
+        <w:pStyle w:val="BodyText"/>
+      </w:pPr>
+      <w:r>
+        <w:t xml:space="preserve">After credentials are added, reprint the inventory.</w:t>
+      </w:r>
+    </w:p>
+    <w:p>
+      <w:pPr>
+        <w:pStyle w:val="BodyText"/>
+      </w:pPr>
+      <w:r>
+        <w:t xml:space="preserve">Never hardcode sign-up URLs or pricing from memory. Pull fresh.</w:t>
       </w:r>
     </w:p>
     <w:p>
@@ -4198,765 +4290,22 @@
         </w:pict>
       </w:r>
     </w:p>
-    <w:p>
-      <w:pPr>
-        <w:pStyle w:val="FirstParagraph"/>
-      </w:pPr>
-      <w:r>
-        <w:t xml:space="preserve">You are executing the Content Strategy playbook for the brand in the current working directory. Follow these steps in order. Do not skip steps. Do not invent data. Honour the voice conventions in Step 8.</w:t>
-      </w:r>
-    </w:p>
-    <w:p>
-      <w:r>
-        <w:pict>
-          <v:rect style="width:0;height:1.5pt" o:hralign="center" o:hrstd="t" o:hr="t"/>
-        </w:pict>
-      </w:r>
-    </w:p>
-    <w:bookmarkEnd w:id="46"/>
-    <w:bookmarkStart w:id="49" w:name="X984eac9891fea7dcd5834405f0d4b876161ed1c"/>
+    <w:bookmarkEnd w:id="39"/>
+    <w:bookmarkEnd w:id="40"/>
+    <w:bookmarkStart w:id="41" w:name="step-3.-detect-the-mode"/>
     <w:p>
       <w:pPr>
         <w:pStyle w:val="Heading2"/>
       </w:pPr>
       <w:r>
-        <w:t xml:space="preserve">Step 1. Load or populate the business brief</w:t>
-      </w:r>
-    </w:p>
-    <w:p>
-      <w:pPr>
-        <w:pStyle w:val="FirstParagraph"/>
-      </w:pPr>
-      <w:r>
-        <w:t xml:space="preserve">Look for</w:t>
-      </w:r>
-      <w:r>
-        <w:t xml:space="preserve"> </w:t>
-      </w:r>
-      <w:r>
-        <w:rPr>
-          <w:rStyle w:val="VerbatimChar"/>
-        </w:rPr>
-        <w:t xml:space="preserve">CLAUDE.md</w:t>
-      </w:r>
-      <w:r>
-        <w:t xml:space="preserve"> </w:t>
-      </w:r>
-      <w:r>
-        <w:t xml:space="preserve">in the current working directory.</w:t>
-      </w:r>
-    </w:p>
-    <w:p>
-      <w:pPr>
-        <w:pStyle w:val="BodyText"/>
-      </w:pPr>
-      <w:r>
-        <w:rPr>
-          <w:b/>
-          <w:bCs/>
-        </w:rPr>
-        <w:t xml:space="preserve">If</w:t>
-      </w:r>
-      <w:r>
-        <w:rPr>
-          <w:b/>
-          <w:bCs/>
-        </w:rPr>
-        <w:t xml:space="preserve"> </w:t>
-      </w:r>
-      <w:r>
-        <w:rPr>
-          <w:rStyle w:val="VerbatimChar"/>
-          <w:b/>
-          <w:bCs/>
-        </w:rPr>
-        <w:t xml:space="preserve">CLAUDE.md</w:t>
-      </w:r>
-      <w:r>
-        <w:rPr>
-          <w:b/>
-          <w:bCs/>
-        </w:rPr>
-        <w:t xml:space="preserve"> </w:t>
-      </w:r>
-      <w:r>
-        <w:rPr>
-          <w:b/>
-          <w:bCs/>
-        </w:rPr>
-        <w:t xml:space="preserve">exists and is fully filled in</w:t>
-      </w:r>
-      <w:r>
-        <w:t xml:space="preserve"> </w:t>
-      </w:r>
-      <w:r>
-        <w:t xml:space="preserve">(no</w:t>
-      </w:r>
-      <w:r>
-        <w:t xml:space="preserve"> </w:t>
-      </w:r>
-      <w:r>
-        <w:rPr>
-          <w:rStyle w:val="VerbatimChar"/>
-        </w:rPr>
-        <w:t xml:space="preserve">{placeholder}</w:t>
-      </w:r>
-      <w:r>
-        <w:t xml:space="preserve"> </w:t>
-      </w:r>
-      <w:r>
-        <w:t xml:space="preserve">text remaining, required fields populated), read it and proceed to Step 2.</w:t>
-      </w:r>
-    </w:p>
-    <w:p>
-      <w:pPr>
-        <w:pStyle w:val="BodyText"/>
-      </w:pPr>
-      <w:r>
-        <w:rPr>
-          <w:b/>
-          <w:bCs/>
-        </w:rPr>
-        <w:t xml:space="preserve">If</w:t>
-      </w:r>
-      <w:r>
-        <w:rPr>
-          <w:b/>
-          <w:bCs/>
-        </w:rPr>
-        <w:t xml:space="preserve"> </w:t>
-      </w:r>
-      <w:r>
-        <w:rPr>
-          <w:rStyle w:val="VerbatimChar"/>
-          <w:b/>
-          <w:bCs/>
-        </w:rPr>
-        <w:t xml:space="preserve">CLAUDE.md</w:t>
-      </w:r>
-      <w:r>
-        <w:rPr>
-          <w:b/>
-          <w:bCs/>
-        </w:rPr>
-        <w:t xml:space="preserve"> </w:t>
-      </w:r>
-      <w:r>
-        <w:rPr>
-          <w:b/>
-          <w:bCs/>
-        </w:rPr>
-        <w:t xml:space="preserve">does not exist, contains placeholder text, or is missing required fields, run the business-brief interview before proceeding.</w:t>
-      </w:r>
-      <w:r>
-        <w:t xml:space="preserve"> </w:t>
-      </w:r>
-      <w:r>
-        <w:t xml:space="preserve">Do not skip. Do not guess the inputs.</w:t>
-      </w:r>
-    </w:p>
-    <w:bookmarkStart w:id="47" w:name="the-business-brief-interview"/>
-    <w:p>
-      <w:pPr>
-        <w:pStyle w:val="Heading3"/>
-      </w:pPr>
-      <w:r>
-        <w:t xml:space="preserve">The business-brief interview</w:t>
-      </w:r>
-    </w:p>
-    <w:p>
-      <w:pPr>
-        <w:pStyle w:val="FirstParagraph"/>
-      </w:pPr>
-      <w:r>
-        <w:t xml:space="preserve">Ask the user conversationally, one batch at a time. After each batch, write the answers to</w:t>
-      </w:r>
-      <w:r>
-        <w:t xml:space="preserve"> </w:t>
-      </w:r>
-      <w:r>
-        <w:rPr>
-          <w:rStyle w:val="VerbatimChar"/>
-        </w:rPr>
-        <w:t xml:space="preserve">CLAUDE.md</w:t>
-      </w:r>
-      <w:r>
-        <w:t xml:space="preserve"> </w:t>
-      </w:r>
-      <w:r>
-        <w:t xml:space="preserve">and confirm before the next batch.</w:t>
-      </w:r>
-    </w:p>
-    <w:p>
-      <w:pPr>
-        <w:pStyle w:val="BodyText"/>
-      </w:pPr>
-      <w:r>
-        <w:rPr>
-          <w:b/>
-          <w:bCs/>
-        </w:rPr>
-        <w:t xml:space="preserve">Batch 1: Brand overview.</w:t>
-      </w:r>
-      <w:r>
-        <w:t xml:space="preserve"> </w:t>
-      </w:r>
-      <w:r>
-        <w:t xml:space="preserve">Brand name. Primary URL. How long the domain has been live. Ecommerce platform. Geographic focus. Stage (pre-launch, first year, established, mature).</w:t>
-      </w:r>
-    </w:p>
-    <w:p>
-      <w:pPr>
-        <w:pStyle w:val="BodyText"/>
-      </w:pPr>
-      <w:r>
-        <w:rPr>
-          <w:b/>
-          <w:bCs/>
-        </w:rPr>
-        <w:t xml:space="preserve">Batch 2: ICP.</w:t>
-      </w:r>
-      <w:r>
-        <w:t xml:space="preserve"> </w:t>
-      </w:r>
-      <w:r>
-        <w:t xml:space="preserve">Core buyer in one sentence, in your words. What they hire the product to do. Where they hang out online (Reddit subs, niche forums, YouTube channels, podcasts, Instagram accounts).</w:t>
-      </w:r>
-    </w:p>
-    <w:p>
-      <w:pPr>
-        <w:pStyle w:val="BodyText"/>
-      </w:pPr>
-      <w:r>
-        <w:rPr>
-          <w:b/>
-          <w:bCs/>
-        </w:rPr>
-        <w:t xml:space="preserve">Batch 3: Positioning hypothesis.</w:t>
-      </w:r>
-      <w:r>
-        <w:t xml:space="preserve"> </w:t>
-      </w:r>
-      <w:r>
-        <w:t xml:space="preserve">Why you win in one sentence. The single category term you want to own. The belief shift the buyer must make before buying.</w:t>
-      </w:r>
-    </w:p>
-    <w:p>
-      <w:pPr>
-        <w:pStyle w:val="BodyText"/>
-      </w:pPr>
-      <w:r>
-        <w:rPr>
-          <w:b/>
-          <w:bCs/>
-        </w:rPr>
-        <w:t xml:space="preserve">Batch 4: Content inventory (Path A only).</w:t>
-      </w:r>
-      <w:r>
-        <w:t xml:space="preserve"> </w:t>
-      </w:r>
-      <w:r>
-        <w:t xml:space="preserve">Blog or articles live (platform, post count, cadence). Email list (subscriber count, cadence, open-rate band). Social channels active with follower counts. Podcast or long-form. Community. If the brand has none of this, confirm Path B (greenfield).</w:t>
-      </w:r>
-    </w:p>
-    <w:p>
-      <w:pPr>
-        <w:pStyle w:val="BodyText"/>
-      </w:pPr>
-      <w:r>
-        <w:rPr>
-          <w:b/>
-          <w:bCs/>
-        </w:rPr>
-        <w:t xml:space="preserve">Batch 5: Competitors.</w:t>
-      </w:r>
-      <w:r>
-        <w:t xml:space="preserve"> </w:t>
-      </w:r>
-      <w:r>
-        <w:t xml:space="preserve">Three to five competitor URLs the buyer also considers.</w:t>
-      </w:r>
-    </w:p>
-    <w:p>
-      <w:pPr>
-        <w:pStyle w:val="BodyText"/>
-      </w:pPr>
-      <w:r>
-        <w:rPr>
-          <w:b/>
-          <w:bCs/>
-        </w:rPr>
-        <w:t xml:space="preserve">Batch 6: Team and budget.</w:t>
-      </w:r>
-      <w:r>
-        <w:t xml:space="preserve"> </w:t>
-      </w:r>
-      <w:r>
-        <w:t xml:space="preserve">Team size and roles. Monthly content production budget. Founder content time per week.</w:t>
-      </w:r>
-    </w:p>
-    <w:p>
-      <w:pPr>
-        <w:pStyle w:val="BodyText"/>
-      </w:pPr>
-      <w:r>
-        <w:rPr>
-          <w:b/>
-          <w:bCs/>
-        </w:rPr>
-        <w:t xml:space="preserve">Batch 7: Cadence goal.</w:t>
-      </w:r>
-      <w:r>
-        <w:t xml:space="preserve"> </w:t>
-      </w:r>
-      <w:r>
-        <w:t xml:space="preserve">Total pieces per week across all channels. Channels to prioritise (max 4 from Blog, LinkedIn, X, YouTube Shorts, Podcast guest appearances, Email newsletter, Community). Non-negotiables.</w:t>
-      </w:r>
-    </w:p>
-    <w:p>
-      <w:pPr>
-        <w:pStyle w:val="BodyText"/>
-      </w:pPr>
-      <w:r>
-        <w:rPr>
-          <w:b/>
-          <w:bCs/>
-        </w:rPr>
-        <w:t xml:space="preserve">Batch 8: Targets.</w:t>
-      </w:r>
-      <w:r>
-        <w:t xml:space="preserve"> </w:t>
-      </w:r>
-      <w:r>
-        <w:t xml:space="preserve">12-month revenue target. Audience target (newsletter subs, organic traffic, social followers as absolute numbers). Leading-indicator targets for 90 days.</w:t>
-      </w:r>
-    </w:p>
-    <w:bookmarkEnd w:id="47"/>
-    <w:bookmarkStart w:id="48" w:name="minimum-required-to-proceed-to-step-2"/>
-    <w:p>
-      <w:pPr>
-        <w:pStyle w:val="Heading3"/>
-      </w:pPr>
-      <w:r>
-        <w:t xml:space="preserve">Minimum required to proceed to Step 2</w:t>
-      </w:r>
-    </w:p>
-    <w:p>
-      <w:pPr>
-        <w:pStyle w:val="FirstParagraph"/>
-      </w:pPr>
-      <w:r>
-        <w:t xml:space="preserve">If after the interview you still do not have these seven fields captured, ask again:</w:t>
-      </w:r>
-    </w:p>
-    <w:p>
-      <w:pPr>
-        <w:pStyle w:val="Compact"/>
-        <w:numPr>
-          <w:ilvl w:val="0"/>
-          <w:numId w:val="1030"/>
-        </w:numPr>
-      </w:pPr>
-      <w:r>
-        <w:t xml:space="preserve">Brand name and URL</w:t>
-      </w:r>
-    </w:p>
-    <w:p>
-      <w:pPr>
-        <w:pStyle w:val="Compact"/>
-        <w:numPr>
-          <w:ilvl w:val="0"/>
-          <w:numId w:val="1030"/>
-        </w:numPr>
-      </w:pPr>
-      <w:r>
-        <w:t xml:space="preserve">ICP in one line</w:t>
-      </w:r>
-    </w:p>
-    <w:p>
-      <w:pPr>
-        <w:pStyle w:val="Compact"/>
-        <w:numPr>
-          <w:ilvl w:val="0"/>
-          <w:numId w:val="1030"/>
-        </w:numPr>
-      </w:pPr>
-      <w:r>
-        <w:t xml:space="preserve">Founder positioning hypothesis</w:t>
-      </w:r>
-    </w:p>
-    <w:p>
-      <w:pPr>
-        <w:pStyle w:val="Compact"/>
-        <w:numPr>
-          <w:ilvl w:val="0"/>
-          <w:numId w:val="1030"/>
-        </w:numPr>
-      </w:pPr>
-      <w:r>
-        <w:t xml:space="preserve">3 to 5 competitor URLs</w:t>
-      </w:r>
-    </w:p>
-    <w:p>
-      <w:pPr>
-        <w:pStyle w:val="Compact"/>
-        <w:numPr>
-          <w:ilvl w:val="0"/>
-          <w:numId w:val="1030"/>
-        </w:numPr>
-      </w:pPr>
-      <w:r>
-        <w:t xml:space="preserve">Team size and content budget</w:t>
-      </w:r>
-    </w:p>
-    <w:p>
-      <w:pPr>
-        <w:pStyle w:val="Compact"/>
-        <w:numPr>
-          <w:ilvl w:val="0"/>
-          <w:numId w:val="1030"/>
-        </w:numPr>
-      </w:pPr>
-      <w:r>
-        <w:t xml:space="preserve">Publishing cadence goal</w:t>
-      </w:r>
-    </w:p>
-    <w:p>
-      <w:pPr>
-        <w:pStyle w:val="Compact"/>
-        <w:numPr>
-          <w:ilvl w:val="0"/>
-          <w:numId w:val="1030"/>
-        </w:numPr>
-      </w:pPr>
-      <w:r>
-        <w:t xml:space="preserve">12-month revenue or audience target</w:t>
-      </w:r>
-    </w:p>
-    <w:p>
-      <w:pPr>
-        <w:pStyle w:val="FirstParagraph"/>
-      </w:pPr>
-      <w:r>
-        <w:t xml:space="preserve">Do not invent any value.</w:t>
-      </w:r>
-    </w:p>
-    <w:p>
-      <w:r>
-        <w:pict>
-          <v:rect style="width:0;height:1.5pt" o:hralign="center" o:hrstd="t" o:hr="t"/>
-        </w:pict>
-      </w:r>
-    </w:p>
-    <w:bookmarkEnd w:id="48"/>
-    <w:bookmarkEnd w:id="49"/>
-    <w:bookmarkStart w:id="51" w:name="step-2.-inventory-tool-access"/>
-    <w:p>
-      <w:pPr>
-        <w:pStyle w:val="Heading2"/>
-      </w:pPr>
-      <w:r>
-        <w:t xml:space="preserve">Step 2. Inventory tool access</w:t>
-      </w:r>
-    </w:p>
-    <w:p>
-      <w:pPr>
-        <w:pStyle w:val="FirstParagraph"/>
-      </w:pPr>
-      <w:r>
-        <w:t xml:space="preserve">Read the</w:t>
-      </w:r>
-      <w:r>
-        <w:t xml:space="preserve"> </w:t>
-      </w:r>
-      <w:r>
-        <w:rPr>
-          <w:rStyle w:val="VerbatimChar"/>
-        </w:rPr>
-        <w:t xml:space="preserve">.env</w:t>
-      </w:r>
-      <w:r>
-        <w:t xml:space="preserve"> </w:t>
-      </w:r>
-      <w:r>
-        <w:t xml:space="preserve">file. Print a credential inventory:</w:t>
-      </w:r>
-    </w:p>
-    <w:p>
-      <w:pPr>
-        <w:pStyle w:val="SourceCode"/>
-      </w:pPr>
-      <w:r>
-        <w:rPr>
-          <w:rStyle w:val="VerbatimChar"/>
-        </w:rPr>
-        <w:t xml:space="preserve">External tools (public data, always runs)</w:t>
-      </w:r>
-      <w:r>
-        <w:br/>
-      </w:r>
-      <w:r>
-        <w:rPr>
-          <w:rStyle w:val="VerbatimChar"/>
-        </w:rPr>
-        <w:t xml:space="preserve">- DataForSEO: configured / not configured</w:t>
-      </w:r>
-      <w:r>
-        <w:br/>
-      </w:r>
-      <w:r>
-        <w:rPr>
-          <w:rStyle w:val="VerbatimChar"/>
-        </w:rPr>
-        <w:t xml:space="preserve">- Ahrefs: configured / not configured</w:t>
-      </w:r>
-      <w:r>
-        <w:br/>
-      </w:r>
-      <w:r>
-        <w:rPr>
-          <w:rStyle w:val="VerbatimChar"/>
-        </w:rPr>
-        <w:t xml:space="preserve">- Serper: configured / not configured</w:t>
-      </w:r>
-      <w:r>
-        <w:br/>
-      </w:r>
-      <w:r>
-        <w:rPr>
-          <w:rStyle w:val="VerbatimChar"/>
-        </w:rPr>
-        <w:t xml:space="preserve">- Keywords Everywhere: configured / not configured</w:t>
-      </w:r>
-      <w:r>
-        <w:br/>
-      </w:r>
-      <w:r>
-        <w:rPr>
-          <w:rStyle w:val="VerbatimChar"/>
-        </w:rPr>
-        <w:t xml:space="preserve">- Google Trends: configured (public, no key needed)</w:t>
-      </w:r>
-      <w:r>
-        <w:br/>
-      </w:r>
-      <w:r>
-        <w:br/>
-      </w:r>
-      <w:r>
-        <w:rPr>
-          <w:rStyle w:val="VerbatimChar"/>
-        </w:rPr>
-        <w:t xml:space="preserve">Internal tools (your brand's own data, Path A only)</w:t>
-      </w:r>
-      <w:r>
-        <w:br/>
-      </w:r>
-      <w:r>
-        <w:rPr>
-          <w:rStyle w:val="VerbatimChar"/>
-        </w:rPr>
-        <w:t xml:space="preserve">- Google Search Console: configured / not configured</w:t>
-      </w:r>
-      <w:r>
-        <w:br/>
-      </w:r>
-      <w:r>
-        <w:rPr>
-          <w:rStyle w:val="VerbatimChar"/>
-        </w:rPr>
-        <w:t xml:space="preserve">- Google Analytics 4: configured / not configured</w:t>
-      </w:r>
-      <w:r>
-        <w:br/>
-      </w:r>
-      <w:r>
-        <w:rPr>
-          <w:rStyle w:val="VerbatimChar"/>
-        </w:rPr>
-        <w:t xml:space="preserve">- Shopify Admin: configured / not configured</w:t>
-      </w:r>
-      <w:r>
-        <w:br/>
-      </w:r>
-      <w:r>
-        <w:rPr>
-          <w:rStyle w:val="VerbatimChar"/>
-        </w:rPr>
-        <w:t xml:space="preserve">- Klaviyo / Brevo: configured / not configured</w:t>
-      </w:r>
-    </w:p>
-    <w:bookmarkStart w:id="50" w:name="X18da62ca67897300d7a2a209f6df0efe4f6e13d"/>
-    <w:p>
-      <w:pPr>
-        <w:pStyle w:val="Heading3"/>
-      </w:pPr>
-      <w:r>
-        <w:t xml:space="preserve">Offer setup instructions for missing tools</w:t>
-      </w:r>
-    </w:p>
-    <w:p>
-      <w:pPr>
-        <w:pStyle w:val="FirstParagraph"/>
-      </w:pPr>
-      <w:r>
-        <w:t xml:space="preserve">For each tool flagged</w:t>
-      </w:r>
-      <w:r>
-        <w:t xml:space="preserve"> </w:t>
-      </w:r>
-      <w:r>
-        <w:t xml:space="preserve">“not configured”</w:t>
-      </w:r>
-      <w:r>
-        <w:t xml:space="preserve">, ask:</w:t>
-      </w:r>
-    </w:p>
-    <w:p>
-      <w:pPr>
-        <w:pStyle w:val="BlockText"/>
-      </w:pPr>
-      <w:r>
-        <w:t xml:space="preserve">“</w:t>
-      </w:r>
-      <w:r>
-        <w:rPr>
-          <w:rStyle w:val="VerbatimChar"/>
-        </w:rPr>
-        <w:t xml:space="preserve">{Tool}</w:t>
-      </w:r>
-      <w:r>
-        <w:t xml:space="preserve"> </w:t>
-      </w:r>
-      <w:r>
-        <w:t xml:space="preserve">is not configured. Want me to look up the current sign-up steps and API-key retrieval flow? Answer</w:t>
-      </w:r>
-      <w:r>
-        <w:t xml:space="preserve"> </w:t>
-      </w:r>
-      <w:r>
-        <w:rPr>
-          <w:rStyle w:val="VerbatimChar"/>
-        </w:rPr>
-        <w:t xml:space="preserve">yes</w:t>
-      </w:r>
-      <w:r>
-        <w:t xml:space="preserve">,</w:t>
-      </w:r>
-      <w:r>
-        <w:t xml:space="preserve"> </w:t>
-      </w:r>
-      <w:r>
-        <w:rPr>
-          <w:rStyle w:val="VerbatimChar"/>
-        </w:rPr>
-        <w:t xml:space="preserve">no</w:t>
-      </w:r>
-      <w:r>
-        <w:t xml:space="preserve">, or</w:t>
-      </w:r>
-      <w:r>
-        <w:t xml:space="preserve"> </w:t>
-      </w:r>
-      <w:r>
-        <w:rPr>
-          <w:rStyle w:val="VerbatimChar"/>
-        </w:rPr>
-        <w:t xml:space="preserve">skip all</w:t>
-      </w:r>
-      <w:r>
-        <w:t xml:space="preserve">.”</w:t>
-      </w:r>
-    </w:p>
-    <w:p>
-      <w:pPr>
-        <w:pStyle w:val="FirstParagraph"/>
-      </w:pPr>
-      <w:r>
-        <w:t xml:space="preserve">If</w:t>
-      </w:r>
-      <w:r>
-        <w:t xml:space="preserve"> </w:t>
-      </w:r>
-      <w:r>
-        <w:rPr>
-          <w:rStyle w:val="VerbatimChar"/>
-        </w:rPr>
-        <w:t xml:space="preserve">yes</w:t>
-      </w:r>
-      <w:r>
-        <w:t xml:space="preserve">, use WebSearch and WebFetch to pull the current sign-up flow: pricing tiers, free-tier availability, API-key location, and the</w:t>
-      </w:r>
-      <w:r>
-        <w:t xml:space="preserve"> </w:t>
-      </w:r>
-      <w:r>
-        <w:rPr>
-          <w:rStyle w:val="VerbatimChar"/>
-        </w:rPr>
-        <w:t xml:space="preserve">.env</w:t>
-      </w:r>
-      <w:r>
-        <w:t xml:space="preserve"> </w:t>
-      </w:r>
-      <w:r>
-        <w:t xml:space="preserve">variable name this playbook expects. If</w:t>
-      </w:r>
-      <w:r>
-        <w:t xml:space="preserve"> </w:t>
-      </w:r>
-      <w:r>
-        <w:rPr>
-          <w:rStyle w:val="VerbatimChar"/>
-        </w:rPr>
-        <w:t xml:space="preserve">no</w:t>
-      </w:r>
-      <w:r>
-        <w:t xml:space="preserve">, skip that tool. If</w:t>
-      </w:r>
-      <w:r>
-        <w:t xml:space="preserve"> </w:t>
-      </w:r>
-      <w:r>
-        <w:rPr>
-          <w:rStyle w:val="VerbatimChar"/>
-        </w:rPr>
-        <w:t xml:space="preserve">skip all</w:t>
-      </w:r>
-      <w:r>
-        <w:t xml:space="preserve">, stop offering and proceed.</w:t>
-      </w:r>
-    </w:p>
-    <w:p>
-      <w:pPr>
-        <w:pStyle w:val="BodyText"/>
-      </w:pPr>
-      <w:r>
-        <w:t xml:space="preserve">After credentials are added, reprint the inventory.</w:t>
-      </w:r>
-    </w:p>
-    <w:p>
-      <w:pPr>
-        <w:pStyle w:val="BodyText"/>
-      </w:pPr>
-      <w:r>
-        <w:t xml:space="preserve">Never hardcode sign-up URLs or pricing from memory. Pull fresh.</w:t>
-      </w:r>
-    </w:p>
-    <w:p>
-      <w:r>
-        <w:pict>
-          <v:rect style="width:0;height:1.5pt" o:hralign="center" o:hrstd="t" o:hr="t"/>
-        </w:pict>
-      </w:r>
-    </w:p>
-    <w:bookmarkEnd w:id="50"/>
-    <w:bookmarkEnd w:id="51"/>
-    <w:bookmarkStart w:id="52" w:name="step-3.-detect-the-mode"/>
-    <w:p>
-      <w:pPr>
-        <w:pStyle w:val="Heading2"/>
-      </w:pPr>
+        <w:rPr>
+          <w:rStyle w:val="SectionNumber"/>
+        </w:rPr>
+        <w:t xml:space="preserve">1.15</w:t>
+      </w:r>
+      <w:r>
+        <w:tab/>
+      </w:r>
       <w:r>
         <w:t xml:space="preserve">Step 3. Detect the mode</w:t>
       </w:r>
@@ -5065,7 +4414,7 @@
               <w:pStyle w:val="Compact"/>
             </w:pPr>
             <w:r>
-              <w:t xml:space="preserve">Path A, user wants pillars + cadence only (2 hours)</w:t>
+              <w:t xml:space="preserve">Path A, user wants pillars + cadence only (30 minutes)</w:t>
             </w:r>
           </w:p>
         </w:tc>
@@ -5134,13 +4483,22 @@
         </w:pict>
       </w:r>
     </w:p>
-    <w:bookmarkEnd w:id="52"/>
-    <w:bookmarkStart w:id="61" w:name="step-4.-run-the-eight-sections"/>
+    <w:bookmarkEnd w:id="41"/>
+    <w:bookmarkStart w:id="50" w:name="step-4.-run-the-eight-sections"/>
     <w:p>
       <w:pPr>
         <w:pStyle w:val="Heading2"/>
       </w:pPr>
       <w:r>
+        <w:rPr>
+          <w:rStyle w:val="SectionNumber"/>
+        </w:rPr>
+        <w:t xml:space="preserve">1.16</w:t>
+      </w:r>
+      <w:r>
+        <w:tab/>
+      </w:r>
+      <w:r>
         <w:t xml:space="preserve">Step 4. Run the eight sections</w:t>
       </w:r>
     </w:p>
@@ -5152,11 +4510,20 @@
         <w:t xml:space="preserve">Produce all sections in drafting mode. Do not write to disk yet. Quick modes skip Sections 6, 7, and 8.</w:t>
       </w:r>
     </w:p>
-    <w:bookmarkStart w:id="53" w:name="section-1.-icp-language-audit"/>
+    <w:bookmarkStart w:id="42" w:name="section-1.-icp-language-audit"/>
     <w:p>
       <w:pPr>
         <w:pStyle w:val="Heading3"/>
       </w:pPr>
+      <w:r>
+        <w:rPr>
+          <w:rStyle w:val="SectionNumber"/>
+        </w:rPr>
+        <w:t xml:space="preserve">1.16.1</w:t>
+      </w:r>
+      <w:r>
+        <w:tab/>
+      </w:r>
       <w:r>
         <w:t xml:space="preserve">Section 1. ICP-language audit</w:t>
       </w:r>
@@ -5174,7 +4541,7 @@
         <w:pStyle w:val="Compact"/>
         <w:numPr>
           <w:ilvl w:val="0"/>
-          <w:numId w:val="1031"/>
+          <w:numId w:val="1022"/>
         </w:numPr>
       </w:pPr>
       <w:r>
@@ -5186,7 +4553,7 @@
         <w:pStyle w:val="Compact"/>
         <w:numPr>
           <w:ilvl w:val="0"/>
-          <w:numId w:val="1031"/>
+          <w:numId w:val="1022"/>
         </w:numPr>
       </w:pPr>
       <w:r>
@@ -5198,7 +4565,7 @@
         <w:pStyle w:val="Compact"/>
         <w:numPr>
           <w:ilvl w:val="0"/>
-          <w:numId w:val="1031"/>
+          <w:numId w:val="1022"/>
         </w:numPr>
       </w:pPr>
       <w:r>
@@ -5225,12 +4592,21 @@
         <w:t xml:space="preserve">.</w:t>
       </w:r>
     </w:p>
-    <w:bookmarkEnd w:id="53"/>
-    <w:bookmarkStart w:id="54" w:name="X85de2027d3950d20d6ab4da747195ea0c40ab4e"/>
+    <w:bookmarkEnd w:id="42"/>
+    <w:bookmarkStart w:id="43" w:name="X85de2027d3950d20d6ab4da747195ea0c40ab4e"/>
     <w:p>
       <w:pPr>
         <w:pStyle w:val="Heading3"/>
       </w:pPr>
+      <w:r>
+        <w:rPr>
+          <w:rStyle w:val="SectionNumber"/>
+        </w:rPr>
+        <w:t xml:space="preserve">1.16.2</w:t>
+      </w:r>
+      <w:r>
+        <w:tab/>
+      </w:r>
       <w:r>
         <w:t xml:space="preserve">Section 2. Positioning and differentiation synthesis</w:t>
       </w:r>
@@ -5363,19 +4739,103 @@
         <w:t xml:space="preserve">: emerging-category term to own. Include even if current volume is zero.</w:t>
       </w:r>
     </w:p>
-    <w:bookmarkEnd w:id="54"/>
-    <w:bookmarkStart w:id="55" w:name="section-3.-topic-pillar-selection"/>
+    <w:bookmarkEnd w:id="43"/>
+    <w:bookmarkStart w:id="44" w:name="section-3.-topic-pillar-selection"/>
     <w:p>
       <w:pPr>
         <w:pStyle w:val="Heading3"/>
       </w:pPr>
       <w:r>
+        <w:rPr>
+          <w:rStyle w:val="SectionNumber"/>
+        </w:rPr>
+        <w:t xml:space="preserve">1.16.3</w:t>
+      </w:r>
+      <w:r>
+        <w:tab/>
+      </w:r>
+      <w:r>
         <w:t xml:space="preserve">Section 3. Topic pillar selection</w:t>
       </w:r>
     </w:p>
     <w:p>
       <w:pPr>
         <w:pStyle w:val="FirstParagraph"/>
+      </w:pPr>
+      <w:r>
+        <w:rPr>
+          <w:b/>
+          <w:bCs/>
+        </w:rPr>
+        <w:t xml:space="preserve">Upstream inputs.</w:t>
+      </w:r>
+      <w:r>
+        <w:t xml:space="preserve"> </w:t>
+      </w:r>
+      <w:r>
+        <w:t xml:space="preserve">Pillar selection runs best when an industry keyword universe is already available. When the brand has a prior GTM audit (</w:t>
+      </w:r>
+      <w:r>
+        <w:rPr>
+          <w:rStyle w:val="VerbatimChar"/>
+        </w:rPr>
+        <w:t xml:space="preserve">industry-keyword-universe.csv</w:t>
+      </w:r>
+      <w:r>
+        <w:t xml:space="preserve"> </w:t>
+      </w:r>
+      <w:r>
+        <w:t xml:space="preserve">+</w:t>
+      </w:r>
+      <w:r>
+        <w:t xml:space="preserve"> </w:t>
+      </w:r>
+      <w:r>
+        <w:rPr>
+          <w:rStyle w:val="VerbatimChar"/>
+        </w:rPr>
+        <w:t xml:space="preserve">industry-clusters-page-map.md</w:t>
+      </w:r>
+      <w:r>
+        <w:t xml:space="preserve"> </w:t>
+      </w:r>
+      <w:r>
+        <w:t xml:space="preserve">in</w:t>
+      </w:r>
+      <w:r>
+        <w:t xml:space="preserve"> </w:t>
+      </w:r>
+      <w:r>
+        <w:rPr>
+          <w:rStyle w:val="VerbatimChar"/>
+        </w:rPr>
+        <w:t xml:space="preserve">data/gtm-audit/</w:t>
+      </w:r>
+      <w:r>
+        <w:t xml:space="preserve">) or SEO audit (</w:t>
+      </w:r>
+      <w:r>
+        <w:rPr>
+          <w:rStyle w:val="VerbatimChar"/>
+        </w:rPr>
+        <w:t xml:space="preserve">data/seo-audit/</w:t>
+      </w:r>
+      <w:r>
+        <w:t xml:space="preserve">) or content-gap audit (</w:t>
+      </w:r>
+      <w:r>
+        <w:rPr>
+          <w:rStyle w:val="VerbatimChar"/>
+        </w:rPr>
+        <w:t xml:space="preserve">data/content-gap/</w:t>
+      </w:r>
+      <w:r>
+        <w:t xml:space="preserve">), read those artefacts first: the clusters are the pillar candidates, the intent tags feed the commercial-intent test, the opportunity scores feed the brand-authority test. Do not duplicate the consolidation work here. When those artefacts are missing, Section 3 of this playbook runs the consolidation inline, but the GTM/SEO/content-gap playbooks are the canonical home of that step.</w:t>
+      </w:r>
+    </w:p>
+    <w:p>
+      <w:pPr>
+        <w:pStyle w:val="BodyText"/>
       </w:pPr>
       <w:r>
         <w:t xml:space="preserve">4 to 8 pillars. Each must satisfy three tests:</w:t>
@@ -5386,7 +4846,7 @@
         <w:pStyle w:val="Compact"/>
         <w:numPr>
           <w:ilvl w:val="0"/>
-          <w:numId w:val="1032"/>
+          <w:numId w:val="1023"/>
         </w:numPr>
       </w:pPr>
       <w:r>
@@ -5398,7 +4858,7 @@
         <w:pStyle w:val="Compact"/>
         <w:numPr>
           <w:ilvl w:val="0"/>
-          <w:numId w:val="1032"/>
+          <w:numId w:val="1023"/>
         </w:numPr>
       </w:pPr>
       <w:r>
@@ -5410,7 +4870,7 @@
         <w:pStyle w:val="Compact"/>
         <w:numPr>
           <w:ilvl w:val="0"/>
-          <w:numId w:val="1032"/>
+          <w:numId w:val="1023"/>
         </w:numPr>
       </w:pPr>
       <w:r>
@@ -5499,13 +4959,22 @@
         <w:t xml:space="preserve">- Reject reasoning for discarded candidates</w:t>
       </w:r>
     </w:p>
-    <w:bookmarkEnd w:id="55"/>
-    <w:bookmarkStart w:id="56" w:name="Xdcf2ffd4ae7eb15cab23ce1fa8aeab6e0b89da0"/>
+    <w:bookmarkEnd w:id="44"/>
+    <w:bookmarkStart w:id="45" w:name="Xdcf2ffd4ae7eb15cab23ce1fa8aeab6e0b89da0"/>
     <w:p>
       <w:pPr>
         <w:pStyle w:val="Heading3"/>
       </w:pPr>
       <w:r>
+        <w:rPr>
+          <w:rStyle w:val="SectionNumber"/>
+        </w:rPr>
+        <w:t xml:space="preserve">1.16.4</w:t>
+      </w:r>
+      <w:r>
+        <w:tab/>
+      </w:r>
+      <w:r>
         <w:t xml:space="preserve">Section 4. Cluster architecture per pillar</w:t>
       </w:r>
     </w:p>
@@ -5572,13 +5041,22 @@
         <w:t xml:space="preserve">with columns: sub-topic, target keyword, volume, difficulty, intent, theme alignment, format, priority rank.</w:t>
       </w:r>
     </w:p>
-    <w:bookmarkEnd w:id="56"/>
-    <w:bookmarkStart w:id="57" w:name="section-5.-channel-mix-and-cadence"/>
+    <w:bookmarkEnd w:id="45"/>
+    <w:bookmarkStart w:id="46" w:name="section-5.-channel-mix-and-cadence"/>
     <w:p>
       <w:pPr>
         <w:pStyle w:val="Heading3"/>
       </w:pPr>
       <w:r>
+        <w:rPr>
+          <w:rStyle w:val="SectionNumber"/>
+        </w:rPr>
+        <w:t xml:space="preserve">1.16.5</w:t>
+      </w:r>
+      <w:r>
+        <w:tab/>
+      </w:r>
+      <w:r>
         <w:t xml:space="preserve">Section 5. Channel mix and cadence</w:t>
       </w:r>
     </w:p>
@@ -5702,13 +5180,22 @@
         <w:t xml:space="preserve">- 3 to 5 example post types</w:t>
       </w:r>
     </w:p>
-    <w:bookmarkEnd w:id="57"/>
-    <w:bookmarkStart w:id="58" w:name="X9ccec5af37ab3617418feddf33359e60d207d08"/>
+    <w:bookmarkEnd w:id="46"/>
+    <w:bookmarkStart w:id="47" w:name="X9ccec5af37ab3617418feddf33359e60d207d08"/>
     <w:p>
       <w:pPr>
         <w:pStyle w:val="Heading3"/>
       </w:pPr>
       <w:r>
+        <w:rPr>
+          <w:rStyle w:val="SectionNumber"/>
+        </w:rPr>
+        <w:t xml:space="preserve">1.16.6</w:t>
+      </w:r>
+      <w:r>
+        <w:tab/>
+      </w:r>
+      <w:r>
         <w:t xml:space="preserve">Section 6. Production workflow (Full modes only)</w:t>
       </w:r>
     </w:p>
@@ -5750,13 +5237,22 @@
         <w:t xml:space="preserve">- Cost estimate: £3K to £8K per month depending on writer model</w:t>
       </w:r>
     </w:p>
-    <w:bookmarkEnd w:id="58"/>
-    <w:bookmarkStart w:id="59" w:name="Xea7c6b1f2e79338827a610d87f2efbfec189bd4"/>
+    <w:bookmarkEnd w:id="47"/>
+    <w:bookmarkStart w:id="48" w:name="Xea7c6b1f2e79338827a610d87f2efbfec189bd4"/>
     <w:p>
       <w:pPr>
         <w:pStyle w:val="Heading3"/>
       </w:pPr>
       <w:r>
+        <w:rPr>
+          <w:rStyle w:val="SectionNumber"/>
+        </w:rPr>
+        <w:t xml:space="preserve">1.16.7</w:t>
+      </w:r>
+      <w:r>
+        <w:tab/>
+      </w:r>
+      <w:r>
         <w:t xml:space="preserve">Section 7. Distribution amplification (Full modes only)</w:t>
       </w:r>
     </w:p>
@@ -5786,12 +5282,21 @@
         <w:t xml:space="preserve">- DM-lead-capture comment playbook: one trigger word per asset, DM within 24 hours, log conversions in daily dashboard</w:t>
       </w:r>
     </w:p>
-    <w:bookmarkEnd w:id="59"/>
-    <w:bookmarkStart w:id="60" w:name="section-8.-kpi-framework-full-modes-only"/>
+    <w:bookmarkEnd w:id="48"/>
+    <w:bookmarkStart w:id="49" w:name="section-8.-kpi-framework-full-modes-only"/>
     <w:p>
       <w:pPr>
         <w:pStyle w:val="Heading3"/>
       </w:pPr>
+      <w:r>
+        <w:rPr>
+          <w:rStyle w:val="SectionNumber"/>
+        </w:rPr>
+        <w:t xml:space="preserve">1.16.8</w:t>
+      </w:r>
+      <w:r>
+        <w:tab/>
+      </w:r>
       <w:r>
         <w:t xml:space="preserve">Section 8. KPI framework (Full modes only)</w:t>
       </w:r>
@@ -5893,13 +5398,22 @@
         </w:pict>
       </w:r>
     </w:p>
-    <w:bookmarkEnd w:id="60"/>
-    <w:bookmarkEnd w:id="61"/>
-    <w:bookmarkStart w:id="62" w:name="Xcbc8dcac9989a2a94d9c2a060b11ad1c85ff223"/>
+    <w:bookmarkEnd w:id="49"/>
+    <w:bookmarkEnd w:id="50"/>
+    <w:bookmarkStart w:id="51" w:name="Xcbc8dcac9989a2a94d9c2a060b11ad1c85ff223"/>
     <w:p>
       <w:pPr>
         <w:pStyle w:val="Heading2"/>
       </w:pPr>
+      <w:r>
+        <w:rPr>
+          <w:rStyle w:val="SectionNumber"/>
+        </w:rPr>
+        <w:t xml:space="preserve">1.17</w:t>
+      </w:r>
+      <w:r>
+        <w:tab/>
+      </w:r>
       <w:r>
         <w:t xml:space="preserve">Audience Insights prompt (inlined for Section 1)</w:t>
       </w:r>
@@ -6255,12 +5769,21 @@
         </w:pict>
       </w:r>
     </w:p>
-    <w:bookmarkEnd w:id="62"/>
-    <w:bookmarkStart w:id="63" w:name="X58b96fdaed12f43119e917314145c6363d4f30b"/>
+    <w:bookmarkEnd w:id="51"/>
+    <w:bookmarkStart w:id="52" w:name="X58b96fdaed12f43119e917314145c6363d4f30b"/>
     <w:p>
       <w:pPr>
         <w:pStyle w:val="Heading2"/>
       </w:pPr>
+      <w:r>
+        <w:rPr>
+          <w:rStyle w:val="SectionNumber"/>
+        </w:rPr>
+        <w:t xml:space="preserve">1.18</w:t>
+      </w:r>
+      <w:r>
+        <w:tab/>
+      </w:r>
       <w:r>
         <w:t xml:space="preserve">Step 5. Synthesis pass (mandatory before writing to disk)</w:t>
       </w:r>
@@ -6278,7 +5801,7 @@
         <w:pStyle w:val="Compact"/>
         <w:numPr>
           <w:ilvl w:val="0"/>
-          <w:numId w:val="1033"/>
+          <w:numId w:val="1024"/>
         </w:numPr>
       </w:pPr>
       <w:r>
@@ -6290,7 +5813,7 @@
         <w:pStyle w:val="Compact"/>
         <w:numPr>
           <w:ilvl w:val="0"/>
-          <w:numId w:val="1033"/>
+          <w:numId w:val="1024"/>
         </w:numPr>
       </w:pPr>
       <w:r>
@@ -6302,7 +5825,7 @@
         <w:pStyle w:val="Compact"/>
         <w:numPr>
           <w:ilvl w:val="0"/>
-          <w:numId w:val="1033"/>
+          <w:numId w:val="1024"/>
         </w:numPr>
       </w:pPr>
       <w:r>
@@ -6314,7 +5837,7 @@
         <w:pStyle w:val="Compact"/>
         <w:numPr>
           <w:ilvl w:val="0"/>
-          <w:numId w:val="1033"/>
+          <w:numId w:val="1024"/>
         </w:numPr>
       </w:pPr>
       <w:r>
@@ -6326,7 +5849,7 @@
         <w:pStyle w:val="Compact"/>
         <w:numPr>
           <w:ilvl w:val="0"/>
-          <w:numId w:val="1033"/>
+          <w:numId w:val="1024"/>
         </w:numPr>
       </w:pPr>
       <w:r>
@@ -6484,12 +6007,21 @@
         </w:pict>
       </w:r>
     </w:p>
-    <w:bookmarkEnd w:id="63"/>
-    <w:bookmarkStart w:id="64" w:name="X5ad226c83b171493044609dd2efd91f9207f69f"/>
+    <w:bookmarkEnd w:id="52"/>
+    <w:bookmarkStart w:id="53" w:name="X5ad226c83b171493044609dd2efd91f9207f69f"/>
     <w:p>
       <w:pPr>
         <w:pStyle w:val="Heading2"/>
       </w:pPr>
+      <w:r>
+        <w:rPr>
+          <w:rStyle w:val="SectionNumber"/>
+        </w:rPr>
+        <w:t xml:space="preserve">1.19</w:t>
+      </w:r>
+      <w:r>
+        <w:tab/>
+      </w:r>
       <w:r>
         <w:t xml:space="preserve">Step 6. Voice enforcement gate (mandatory before writing to disk)</w:t>
       </w:r>
@@ -6946,12 +6478,21 @@
         </w:pict>
       </w:r>
     </w:p>
-    <w:bookmarkEnd w:id="64"/>
-    <w:bookmarkStart w:id="65" w:name="step-7.-write-outputs"/>
+    <w:bookmarkEnd w:id="53"/>
+    <w:bookmarkStart w:id="54" w:name="step-7.-write-outputs"/>
     <w:p>
       <w:pPr>
         <w:pStyle w:val="Heading2"/>
       </w:pPr>
+      <w:r>
+        <w:rPr>
+          <w:rStyle w:val="SectionNumber"/>
+        </w:rPr>
+        <w:t xml:space="preserve">1.20</w:t>
+      </w:r>
+      <w:r>
+        <w:tab/>
+      </w:r>
       <w:r>
         <w:t xml:space="preserve">Step 7. Write outputs</w:t>
       </w:r>
@@ -7370,12 +6911,21 @@
         </w:pict>
       </w:r>
     </w:p>
-    <w:bookmarkEnd w:id="65"/>
-    <w:bookmarkStart w:id="66" w:name="step-8.-merge-into-actions.md"/>
+    <w:bookmarkEnd w:id="54"/>
+    <w:bookmarkStart w:id="55" w:name="step-8.-merge-into-actions.md"/>
     <w:p>
       <w:pPr>
         <w:pStyle w:val="Heading2"/>
       </w:pPr>
+      <w:r>
+        <w:rPr>
+          <w:rStyle w:val="SectionNumber"/>
+        </w:rPr>
+        <w:t xml:space="preserve">1.21</w:t>
+      </w:r>
+      <w:r>
+        <w:tab/>
+      </w:r>
       <w:r>
         <w:t xml:space="preserve">Step 8. Merge into actions.md</w:t>
       </w:r>
@@ -7410,12 +6960,21 @@
         </w:pict>
       </w:r>
     </w:p>
-    <w:bookmarkEnd w:id="66"/>
-    <w:bookmarkStart w:id="67" w:name="step-9.-commit-optional"/>
+    <w:bookmarkEnd w:id="55"/>
+    <w:bookmarkStart w:id="56" w:name="step-9.-commit-optional"/>
     <w:p>
       <w:pPr>
         <w:pStyle w:val="Heading2"/>
       </w:pPr>
+      <w:r>
+        <w:rPr>
+          <w:rStyle w:val="SectionNumber"/>
+        </w:rPr>
+        <w:t xml:space="preserve">1.22</w:t>
+      </w:r>
+      <w:r>
+        <w:tab/>
+      </w:r>
       <w:r>
         <w:t xml:space="preserve">Step 9. Commit (optional)</w:t>
       </w:r>
@@ -7446,12 +7005,21 @@
         </w:pict>
       </w:r>
     </w:p>
-    <w:bookmarkEnd w:id="67"/>
-    <w:bookmarkStart w:id="68" w:name="X030d797a41eb5c1108b4e7ffe92c55da2404e7c"/>
+    <w:bookmarkEnd w:id="56"/>
+    <w:bookmarkStart w:id="57" w:name="X030d797a41eb5c1108b4e7ffe92c55da2404e7c"/>
     <w:p>
       <w:pPr>
         <w:pStyle w:val="Heading2"/>
       </w:pPr>
+      <w:r>
+        <w:rPr>
+          <w:rStyle w:val="SectionNumber"/>
+        </w:rPr>
+        <w:t xml:space="preserve">1.23</w:t>
+      </w:r>
+      <w:r>
+        <w:tab/>
+      </w:r>
       <w:r>
         <w:t xml:space="preserve">Section 9. ICE action list and 30-60-90 publishing roadmap</w:t>
       </w:r>
@@ -7469,7 +7037,7 @@
         <w:pStyle w:val="Compact"/>
         <w:numPr>
           <w:ilvl w:val="0"/>
-          <w:numId w:val="1034"/>
+          <w:numId w:val="1025"/>
         </w:numPr>
       </w:pPr>
       <w:r>
@@ -7491,7 +7059,7 @@
         <w:pStyle w:val="Compact"/>
         <w:numPr>
           <w:ilvl w:val="0"/>
-          <w:numId w:val="1034"/>
+          <w:numId w:val="1025"/>
         </w:numPr>
       </w:pPr>
       <w:r>
@@ -7513,7 +7081,7 @@
         <w:pStyle w:val="Compact"/>
         <w:numPr>
           <w:ilvl w:val="0"/>
-          <w:numId w:val="1034"/>
+          <w:numId w:val="1025"/>
         </w:numPr>
       </w:pPr>
       <w:r>
@@ -7545,12 +7113,21 @@
         </w:pict>
       </w:r>
     </w:p>
-    <w:bookmarkEnd w:id="68"/>
-    <w:bookmarkStart w:id="69" w:name="Xeca2479b337d7d1fd5c99a168897a2be1cc83b5"/>
+    <w:bookmarkEnd w:id="57"/>
+    <w:bookmarkStart w:id="58" w:name="Xeca2479b337d7d1fd5c99a168897a2be1cc83b5"/>
     <w:p>
       <w:pPr>
         <w:pStyle w:val="Heading2"/>
       </w:pPr>
+      <w:r>
+        <w:rPr>
+          <w:rStyle w:val="SectionNumber"/>
+        </w:rPr>
+        <w:t xml:space="preserve">1.24</w:t>
+      </w:r>
+      <w:r>
+        <w:tab/>
+      </w:r>
       <w:r>
         <w:t xml:space="preserve">Voice conventions (strict, applied throughout)</w:t>
       </w:r>
@@ -7560,7 +7137,7 @@
         <w:pStyle w:val="Compact"/>
         <w:numPr>
           <w:ilvl w:val="0"/>
-          <w:numId w:val="1035"/>
+          <w:numId w:val="1026"/>
         </w:numPr>
       </w:pPr>
       <w:r>
@@ -7572,7 +7149,7 @@
         <w:pStyle w:val="Compact"/>
         <w:numPr>
           <w:ilvl w:val="0"/>
-          <w:numId w:val="1035"/>
+          <w:numId w:val="1026"/>
         </w:numPr>
       </w:pPr>
       <w:r>
@@ -7584,7 +7161,7 @@
         <w:pStyle w:val="Compact"/>
         <w:numPr>
           <w:ilvl w:val="0"/>
-          <w:numId w:val="1035"/>
+          <w:numId w:val="1026"/>
         </w:numPr>
       </w:pPr>
       <w:r>
@@ -7596,7 +7173,7 @@
         <w:pStyle w:val="Compact"/>
         <w:numPr>
           <w:ilvl w:val="0"/>
-          <w:numId w:val="1035"/>
+          <w:numId w:val="1026"/>
         </w:numPr>
       </w:pPr>
       <w:r>
@@ -7614,7 +7191,7 @@
         <w:pStyle w:val="Compact"/>
         <w:numPr>
           <w:ilvl w:val="0"/>
-          <w:numId w:val="1035"/>
+          <w:numId w:val="1026"/>
         </w:numPr>
       </w:pPr>
       <w:r>
@@ -7626,7 +7203,7 @@
         <w:pStyle w:val="Compact"/>
         <w:numPr>
           <w:ilvl w:val="0"/>
-          <w:numId w:val="1035"/>
+          <w:numId w:val="1026"/>
         </w:numPr>
       </w:pPr>
       <w:r>
@@ -7638,7 +7215,7 @@
         <w:pStyle w:val="Compact"/>
         <w:numPr>
           <w:ilvl w:val="0"/>
-          <w:numId w:val="1035"/>
+          <w:numId w:val="1026"/>
         </w:numPr>
       </w:pPr>
       <w:r>
@@ -7652,12 +7229,21 @@
         </w:pict>
       </w:r>
     </w:p>
-    <w:bookmarkEnd w:id="69"/>
-    <w:bookmarkStart w:id="70" w:name="acceptance-criteria"/>
+    <w:bookmarkEnd w:id="58"/>
+    <w:bookmarkStart w:id="59" w:name="acceptance-criteria"/>
     <w:p>
       <w:pPr>
         <w:pStyle w:val="Heading2"/>
       </w:pPr>
+      <w:r>
+        <w:rPr>
+          <w:rStyle w:val="SectionNumber"/>
+        </w:rPr>
+        <w:t xml:space="preserve">1.25</w:t>
+      </w:r>
+      <w:r>
+        <w:tab/>
+      </w:r>
       <w:r>
         <w:t xml:space="preserve">Acceptance criteria</w:t>
       </w:r>
@@ -7667,7 +7253,7 @@
         <w:pStyle w:val="Compact"/>
         <w:numPr>
           <w:ilvl w:val="0"/>
-          <w:numId w:val="1036"/>
+          <w:numId w:val="1027"/>
         </w:numPr>
       </w:pPr>
       <w:r>
@@ -7679,7 +7265,7 @@
         <w:pStyle w:val="Compact"/>
         <w:numPr>
           <w:ilvl w:val="0"/>
-          <w:numId w:val="1036"/>
+          <w:numId w:val="1027"/>
         </w:numPr>
       </w:pPr>
       <w:r>
@@ -7691,7 +7277,7 @@
         <w:pStyle w:val="Compact"/>
         <w:numPr>
           <w:ilvl w:val="0"/>
-          <w:numId w:val="1036"/>
+          <w:numId w:val="1027"/>
         </w:numPr>
       </w:pPr>
       <w:r>
@@ -7703,7 +7289,7 @@
         <w:pStyle w:val="Compact"/>
         <w:numPr>
           <w:ilvl w:val="0"/>
-          <w:numId w:val="1036"/>
+          <w:numId w:val="1027"/>
         </w:numPr>
       </w:pPr>
       <w:r>
@@ -7715,7 +7301,7 @@
         <w:pStyle w:val="Compact"/>
         <w:numPr>
           <w:ilvl w:val="0"/>
-          <w:numId w:val="1036"/>
+          <w:numId w:val="1027"/>
         </w:numPr>
       </w:pPr>
       <w:r>
@@ -7739,7 +7325,7 @@
         <w:pStyle w:val="Compact"/>
         <w:numPr>
           <w:ilvl w:val="0"/>
-          <w:numId w:val="1036"/>
+          <w:numId w:val="1027"/>
         </w:numPr>
       </w:pPr>
       <w:r>
@@ -7751,7 +7337,7 @@
         <w:pStyle w:val="Compact"/>
         <w:numPr>
           <w:ilvl w:val="0"/>
-          <w:numId w:val="1036"/>
+          <w:numId w:val="1027"/>
         </w:numPr>
       </w:pPr>
       <w:r>
@@ -7763,7 +7349,7 @@
         <w:pStyle w:val="Compact"/>
         <w:numPr>
           <w:ilvl w:val="0"/>
-          <w:numId w:val="1036"/>
+          <w:numId w:val="1027"/>
         </w:numPr>
       </w:pPr>
       <w:r>
@@ -7792,13 +7378,22 @@
         </w:pict>
       </w:r>
     </w:p>
-    <w:bookmarkEnd w:id="70"/>
-    <w:bookmarkStart w:id="71" w:name="what-to-do-with-the-output"/>
+    <w:bookmarkEnd w:id="59"/>
+    <w:bookmarkStart w:id="60" w:name="what-to-do-with-the-output"/>
     <w:p>
       <w:pPr>
         <w:pStyle w:val="Heading2"/>
       </w:pPr>
       <w:r>
+        <w:rPr>
+          <w:rStyle w:val="SectionNumber"/>
+        </w:rPr>
+        <w:t xml:space="preserve">1.26</w:t>
+      </w:r>
+      <w:r>
+        <w:tab/>
+      </w:r>
+      <w:r>
         <w:t xml:space="preserve">What to do with the output</w:t>
       </w:r>
     </w:p>
@@ -7826,8 +7421,8 @@
         <w:t xml:space="preserve">Want this run for you with a weekly content-review cadence, a daily publishing dashboard, and the full downstream content production stack? Book a call at https://entirecommerce.ai/audit.</w:t>
       </w:r>
     </w:p>
-    <w:bookmarkEnd w:id="71"/>
-    <w:bookmarkEnd w:id="72"/>
+    <w:bookmarkEnd w:id="60"/>
+    <w:bookmarkEnd w:id="61"/>
     <w:sectPr>
       <w:footnotePr>
         <w:numRestart w:val="eachSect"/>
@@ -8320,33 +7915,6 @@
     <w:abstractNumId w:val="991"/>
   </w:num>
   <w:num w:numId="1021">
-    <w:abstractNumId w:val="991"/>
-  </w:num>
-  <w:num w:numId="1022">
-    <w:abstractNumId w:val="991"/>
-  </w:num>
-  <w:num w:numId="1023">
-    <w:abstractNumId w:val="991"/>
-  </w:num>
-  <w:num w:numId="1024">
-    <w:abstractNumId w:val="991"/>
-  </w:num>
-  <w:num w:numId="1025">
-    <w:abstractNumId w:val="991"/>
-  </w:num>
-  <w:num w:numId="1026">
-    <w:abstractNumId w:val="991"/>
-  </w:num>
-  <w:num w:numId="1027">
-    <w:abstractNumId w:val="991"/>
-  </w:num>
-  <w:num w:numId="1028">
-    <w:abstractNumId w:val="991"/>
-  </w:num>
-  <w:num w:numId="1029">
-    <w:abstractNumId w:val="991"/>
-  </w:num>
-  <w:num w:numId="1030">
     <w:abstractNumId w:val="99411"/>
     <w:lvlOverride w:ilvl="0">
       <w:startOverride w:val="1"/>
@@ -8376,10 +7944,10 @@
       <w:startOverride w:val="1"/>
     </w:lvlOverride>
   </w:num>
-  <w:num w:numId="1031">
+  <w:num w:numId="1022">
     <w:abstractNumId w:val="991"/>
   </w:num>
-  <w:num w:numId="1032">
+  <w:num w:numId="1023">
     <w:abstractNumId w:val="99411"/>
     <w:lvlOverride w:ilvl="0">
       <w:startOverride w:val="1"/>
@@ -8409,16 +7977,16 @@
       <w:startOverride w:val="1"/>
     </w:lvlOverride>
   </w:num>
-  <w:num w:numId="1033">
+  <w:num w:numId="1024">
     <w:abstractNumId w:val="991"/>
   </w:num>
-  <w:num w:numId="1034">
+  <w:num w:numId="1025">
     <w:abstractNumId w:val="991"/>
   </w:num>
-  <w:num w:numId="1035">
+  <w:num w:numId="1026">
     <w:abstractNumId w:val="991"/>
   </w:num>
-  <w:num w:numId="1036">
+  <w:num w:numId="1027">
     <w:abstractNumId w:val="991"/>
   </w:num>
 </w:numbering>
